--- a/templates_docx/MHA PROFILE.docx
+++ b/templates_docx/MHA PROFILE.docx
@@ -29,9 +29,9 @@
           <w:tcPr>
             <w:tcW w:w="1129" w:type="pct"/>
             <w:tcBorders>
-              <w:top w:val="single" w:sz="4" w:space="0" w:color="000000" w:themeColor="text1"/>
-              <w:left w:val="single" w:sz="4" w:space="0" w:color="000000" w:themeColor="text1"/>
-              <w:bottom w:val="single" w:sz="4" w:space="0" w:color="000000" w:themeColor="text1"/>
+              <w:top w:val="single" w:sz="4" w:space="0" w:color="000000"/>
+              <w:left w:val="single" w:sz="4" w:space="0" w:color="000000"/>
+              <w:bottom w:val="single" w:sz="4" w:space="0" w:color="000000"/>
               <w:right w:val="nil"/>
             </w:tcBorders>
             <w:shd w:val="clear" w:color="auto" w:fill="DBE5F1"/>
@@ -63,10 +63,10 @@
           <w:tcPr>
             <w:tcW w:w="800" w:type="pct"/>
             <w:tcBorders>
-              <w:top w:val="single" w:sz="4" w:space="0" w:color="000000" w:themeColor="text1"/>
+              <w:top w:val="single" w:sz="4" w:space="0" w:color="000000"/>
               <w:left w:val="nil"/>
-              <w:bottom w:val="single" w:sz="4" w:space="0" w:color="000000" w:themeColor="text1"/>
-              <w:right w:val="single" w:sz="4" w:space="0" w:color="000000" w:themeColor="text1"/>
+              <w:bottom w:val="single" w:sz="4" w:space="0" w:color="000000"/>
+              <w:right w:val="single" w:sz="4" w:space="0" w:color="000000"/>
             </w:tcBorders>
             <w:shd w:val="clear" w:color="auto" w:fill="DBE5F1"/>
           </w:tcPr>
@@ -84,10 +84,10 @@
           <w:tcPr>
             <w:tcW w:w="1938" w:type="pct"/>
             <w:tcBorders>
-              <w:top w:val="single" w:sz="4" w:space="0" w:color="000000" w:themeColor="text1"/>
-              <w:left w:val="single" w:sz="4" w:space="0" w:color="000000" w:themeColor="text1"/>
-              <w:bottom w:val="single" w:sz="4" w:space="0" w:color="000000" w:themeColor="text1"/>
-              <w:right w:val="single" w:sz="4" w:space="0" w:color="000000" w:themeColor="text1"/>
+              <w:top w:val="single" w:sz="4" w:space="0" w:color="000000"/>
+              <w:left w:val="single" w:sz="4" w:space="0" w:color="000000"/>
+              <w:bottom w:val="single" w:sz="4" w:space="0" w:color="000000"/>
+              <w:right w:val="single" w:sz="4" w:space="0" w:color="000000"/>
             </w:tcBorders>
             <w:shd w:val="clear" w:color="auto" w:fill="DBE5F1"/>
           </w:tcPr>
@@ -106,10 +106,10 @@
           <w:tcPr>
             <w:tcW w:w="1133" w:type="pct"/>
             <w:tcBorders>
-              <w:top w:val="single" w:sz="4" w:space="0" w:color="000000" w:themeColor="text1"/>
-              <w:left w:val="single" w:sz="4" w:space="0" w:color="000000" w:themeColor="text1"/>
-              <w:bottom w:val="single" w:sz="4" w:space="0" w:color="000000" w:themeColor="text1"/>
-              <w:right w:val="single" w:sz="4" w:space="0" w:color="000000" w:themeColor="text1"/>
+              <w:top w:val="single" w:sz="4" w:space="0" w:color="000000"/>
+              <w:left w:val="single" w:sz="4" w:space="0" w:color="000000"/>
+              <w:bottom w:val="single" w:sz="4" w:space="0" w:color="000000"/>
+              <w:right w:val="single" w:sz="4" w:space="0" w:color="000000"/>
             </w:tcBorders>
             <w:shd w:val="clear" w:color="auto" w:fill="DBE5F1"/>
           </w:tcPr>
@@ -132,9 +132,9 @@
           <w:tcPr>
             <w:tcW w:w="1129" w:type="pct"/>
             <w:tcBorders>
-              <w:top w:val="single" w:sz="4" w:space="0" w:color="000000" w:themeColor="text1"/>
-              <w:left w:val="single" w:sz="4" w:space="0" w:color="000000" w:themeColor="text1"/>
-              <w:bottom w:val="single" w:sz="4" w:space="0" w:color="000000" w:themeColor="text1"/>
+              <w:top w:val="single" w:sz="4" w:space="0" w:color="000000"/>
+              <w:left w:val="single" w:sz="4" w:space="0" w:color="000000"/>
+              <w:bottom w:val="single" w:sz="4" w:space="0" w:color="000000"/>
               <w:right w:val="nil"/>
             </w:tcBorders>
           </w:tcPr>
@@ -170,16 +170,24 @@
               </w:rPr>
               <w:t xml:space="preserve"> </w:t>
             </w:r>
+            <w:r>
+              <w:rPr>
+                <w:rFonts w:asciiTheme="minorHAnsi" w:hAnsiTheme="minorHAnsi" w:cstheme="minorHAnsi"/>
+                <w:sz w:val="16"/>
+                <w:szCs w:val="16"/>
+              </w:rPr>
+              <w:t>{{Title}}</w:t>
+            </w:r>
           </w:p>
         </w:tc>
         <w:tc>
           <w:tcPr>
             <w:tcW w:w="800" w:type="pct"/>
             <w:tcBorders>
-              <w:top w:val="single" w:sz="4" w:space="0" w:color="000000" w:themeColor="text1"/>
+              <w:top w:val="single" w:sz="4" w:space="0" w:color="000000"/>
               <w:left w:val="nil"/>
-              <w:bottom w:val="single" w:sz="4" w:space="0" w:color="000000" w:themeColor="text1"/>
-              <w:right w:val="single" w:sz="4" w:space="0" w:color="000000" w:themeColor="text1"/>
+              <w:bottom w:val="single" w:sz="4" w:space="0" w:color="000000"/>
+              <w:right w:val="single" w:sz="4" w:space="0" w:color="000000"/>
             </w:tcBorders>
           </w:tcPr>
           <w:p>
@@ -196,39 +204,31 @@
           <w:tcPr>
             <w:tcW w:w="1938" w:type="pct"/>
             <w:tcBorders>
-              <w:top w:val="single" w:sz="4" w:space="0" w:color="000000" w:themeColor="text1"/>
-              <w:left w:val="single" w:sz="4" w:space="0" w:color="000000" w:themeColor="text1"/>
-              <w:bottom w:val="single" w:sz="4" w:space="0" w:color="000000" w:themeColor="text1"/>
-              <w:right w:val="single" w:sz="4" w:space="0" w:color="000000" w:themeColor="text1"/>
+              <w:top w:val="single" w:sz="4" w:space="0" w:color="000000"/>
+              <w:left w:val="single" w:sz="4" w:space="0" w:color="000000"/>
+              <w:bottom w:val="single" w:sz="4" w:space="0" w:color="000000"/>
+              <w:right w:val="single" w:sz="4" w:space="0" w:color="000000"/>
             </w:tcBorders>
           </w:tcPr>
           <w:p>
             <w:pPr>
               <w:ind w:left="3"/>
               <w:rPr>
-                <w:rFonts w:asciiTheme="minorHAnsi" w:hAnsiTheme="minorHAnsi" w:cstheme="minorBidi"/>
-                <w:sz w:val="16"/>
-                <w:szCs w:val="16"/>
-              </w:rPr>
-            </w:pPr>
-            <w:r>
-              <w:rPr>
-                <w:rFonts w:asciiTheme="minorHAnsi" w:hAnsiTheme="minorHAnsi" w:cstheme="minorBidi"/>
-                <w:sz w:val="16"/>
-                <w:szCs w:val="16"/>
-              </w:rPr>
-              <w:t>{{Mr./Ms./Miss/Mrs.}}</w:t>
-            </w:r>
+                <w:rFonts w:asciiTheme="minorHAnsi" w:hAnsiTheme="minorHAnsi" w:cstheme="minorHAnsi"/>
+                <w:sz w:val="16"/>
+                <w:szCs w:val="16"/>
+              </w:rPr>
+            </w:pPr>
           </w:p>
         </w:tc>
         <w:tc>
           <w:tcPr>
             <w:tcW w:w="1133" w:type="pct"/>
             <w:tcBorders>
-              <w:top w:val="single" w:sz="4" w:space="0" w:color="000000" w:themeColor="text1"/>
-              <w:left w:val="single" w:sz="4" w:space="0" w:color="000000" w:themeColor="text1"/>
-              <w:bottom w:val="single" w:sz="4" w:space="0" w:color="000000" w:themeColor="text1"/>
-              <w:right w:val="single" w:sz="4" w:space="0" w:color="000000" w:themeColor="text1"/>
+              <w:top w:val="single" w:sz="4" w:space="0" w:color="000000"/>
+              <w:left w:val="single" w:sz="4" w:space="0" w:color="000000"/>
+              <w:bottom w:val="single" w:sz="4" w:space="0" w:color="000000"/>
+              <w:right w:val="single" w:sz="4" w:space="0" w:color="000000"/>
             </w:tcBorders>
           </w:tcPr>
           <w:p>
@@ -258,9 +258,9 @@
           <w:tcPr>
             <w:tcW w:w="1129" w:type="pct"/>
             <w:tcBorders>
-              <w:top w:val="single" w:sz="4" w:space="0" w:color="000000" w:themeColor="text1"/>
-              <w:left w:val="single" w:sz="4" w:space="0" w:color="000000" w:themeColor="text1"/>
-              <w:bottom w:val="single" w:sz="4" w:space="0" w:color="000000" w:themeColor="text1"/>
+              <w:top w:val="single" w:sz="4" w:space="0" w:color="000000"/>
+              <w:left w:val="single" w:sz="4" w:space="0" w:color="000000"/>
+              <w:bottom w:val="single" w:sz="4" w:space="0" w:color="000000"/>
               <w:right w:val="nil"/>
             </w:tcBorders>
           </w:tcPr>
@@ -303,7 +303,7 @@
                 <w:sz w:val="16"/>
                 <w:szCs w:val="16"/>
               </w:rPr>
-              <w:t>{{Candidate surname}}</w:t>
+              <w:t>{{Surname}}</w:t>
             </w:r>
           </w:p>
         </w:tc>
@@ -311,10 +311,10 @@
           <w:tcPr>
             <w:tcW w:w="800" w:type="pct"/>
             <w:tcBorders>
-              <w:top w:val="single" w:sz="4" w:space="0" w:color="000000" w:themeColor="text1"/>
+              <w:top w:val="single" w:sz="4" w:space="0" w:color="000000"/>
               <w:left w:val="nil"/>
-              <w:bottom w:val="single" w:sz="4" w:space="0" w:color="000000" w:themeColor="text1"/>
-              <w:right w:val="single" w:sz="4" w:space="0" w:color="000000" w:themeColor="text1"/>
+              <w:bottom w:val="single" w:sz="4" w:space="0" w:color="000000"/>
+              <w:right w:val="single" w:sz="4" w:space="0" w:color="000000"/>
             </w:tcBorders>
           </w:tcPr>
           <w:p>
@@ -331,10 +331,10 @@
           <w:tcPr>
             <w:tcW w:w="1938" w:type="pct"/>
             <w:tcBorders>
-              <w:top w:val="single" w:sz="4" w:space="0" w:color="000000" w:themeColor="text1"/>
-              <w:left w:val="single" w:sz="4" w:space="0" w:color="000000" w:themeColor="text1"/>
-              <w:bottom w:val="single" w:sz="4" w:space="0" w:color="000000" w:themeColor="text1"/>
-              <w:right w:val="single" w:sz="4" w:space="0" w:color="000000" w:themeColor="text1"/>
+              <w:top w:val="single" w:sz="4" w:space="0" w:color="000000"/>
+              <w:left w:val="single" w:sz="4" w:space="0" w:color="000000"/>
+              <w:bottom w:val="single" w:sz="4" w:space="0" w:color="000000"/>
+              <w:right w:val="single" w:sz="4" w:space="0" w:color="000000"/>
             </w:tcBorders>
           </w:tcPr>
           <w:p>
@@ -355,10 +355,20 @@
               <w:t>Forename:</w:t>
             </w:r>
             <w:r>
+              <w:rPr>
+                <w:rFonts w:asciiTheme="minorHAnsi" w:eastAsia="Times New Roman" w:hAnsiTheme="minorHAnsi" w:cstheme="minorHAnsi"/>
+                <w:sz w:val="16"/>
+                <w:szCs w:val="16"/>
+              </w:rPr>
               <w:t xml:space="preserve"> </w:t>
             </w:r>
             <w:r>
-              <w:t>{{Candidate First name}}</w:t>
+              <w:rPr>
+                <w:rFonts w:asciiTheme="minorHAnsi" w:eastAsia="Times New Roman" w:hAnsiTheme="minorHAnsi" w:cstheme="minorHAnsi"/>
+                <w:sz w:val="16"/>
+                <w:szCs w:val="16"/>
+              </w:rPr>
+              <w:t>{{Forename(s)}}</w:t>
             </w:r>
           </w:p>
         </w:tc>
@@ -367,16 +377,17 @@
             <w:tcW w:w="1133" w:type="pct"/>
             <w:vMerge w:val="restart"/>
             <w:tcBorders>
-              <w:top w:val="single" w:sz="4" w:space="0" w:color="000000" w:themeColor="text1"/>
-              <w:left w:val="single" w:sz="4" w:space="0" w:color="000000" w:themeColor="text1"/>
-              <w:bottom w:val="single" w:sz="4" w:space="0" w:color="000000" w:themeColor="text1"/>
-              <w:right w:val="single" w:sz="4" w:space="0" w:color="000000" w:themeColor="text1"/>
+              <w:top w:val="single" w:sz="4" w:space="0" w:color="000000"/>
+              <w:left w:val="single" w:sz="4" w:space="0" w:color="000000"/>
+              <w:bottom w:val="single" w:sz="4" w:space="0" w:color="000000"/>
+              <w:right w:val="single" w:sz="4" w:space="0" w:color="000000"/>
             </w:tcBorders>
             <w:vAlign w:val="center"/>
           </w:tcPr>
           <w:p>
             <w:pPr>
               <w:ind w:left="52"/>
+              <w:jc w:val="center"/>
               <w:rPr>
                 <w:rFonts w:asciiTheme="minorHAnsi" w:hAnsiTheme="minorHAnsi" w:cstheme="minorHAnsi"/>
                 <w:sz w:val="16"/>
@@ -390,24 +401,6 @@
                 <w:szCs w:val="16"/>
               </w:rPr>
               <w:t>{{Candidate Photo}}</w:t>
-            </w:r>
-          </w:p>
-          <w:p>
-            <w:pPr>
-              <w:ind w:left="52"/>
-              <w:rPr>
-                <w:rFonts w:asciiTheme="minorHAnsi" w:hAnsiTheme="minorHAnsi" w:cstheme="minorHAnsi"/>
-                <w:sz w:val="16"/>
-                <w:szCs w:val="16"/>
-              </w:rPr>
-            </w:pPr>
-            <w:r>
-              <w:rPr>
-                <w:rFonts w:asciiTheme="minorHAnsi" w:hAnsiTheme="minorHAnsi" w:cstheme="minorHAnsi"/>
-                <w:sz w:val="16"/>
-                <w:szCs w:val="16"/>
-              </w:rPr>
-              <w:t>Size: Height: 4.00cm &amp; Width: 3.52cm</w:t>
             </w:r>
           </w:p>
         </w:tc>
@@ -420,9 +413,9 @@
           <w:tcPr>
             <w:tcW w:w="1129" w:type="pct"/>
             <w:tcBorders>
-              <w:top w:val="single" w:sz="4" w:space="0" w:color="000000" w:themeColor="text1"/>
-              <w:left w:val="single" w:sz="4" w:space="0" w:color="000000" w:themeColor="text1"/>
-              <w:bottom w:val="single" w:sz="4" w:space="0" w:color="000000" w:themeColor="text1"/>
+              <w:top w:val="single" w:sz="4" w:space="0" w:color="000000"/>
+              <w:left w:val="single" w:sz="4" w:space="0" w:color="000000"/>
+              <w:bottom w:val="single" w:sz="4" w:space="0" w:color="000000"/>
               <w:right w:val="nil"/>
             </w:tcBorders>
           </w:tcPr>
@@ -457,7 +450,7 @@
                 <w:sz w:val="16"/>
                 <w:szCs w:val="16"/>
               </w:rPr>
-              <w:t>{{Date of Birth}}</w:t>
+              <w:t>{{DOB}}</w:t>
             </w:r>
           </w:p>
         </w:tc>
@@ -465,10 +458,10 @@
           <w:tcPr>
             <w:tcW w:w="800" w:type="pct"/>
             <w:tcBorders>
-              <w:top w:val="single" w:sz="4" w:space="0" w:color="000000" w:themeColor="text1"/>
+              <w:top w:val="single" w:sz="4" w:space="0" w:color="000000"/>
               <w:left w:val="nil"/>
-              <w:bottom w:val="single" w:sz="4" w:space="0" w:color="000000" w:themeColor="text1"/>
-              <w:right w:val="single" w:sz="4" w:space="0" w:color="000000" w:themeColor="text1"/>
+              <w:bottom w:val="single" w:sz="4" w:space="0" w:color="000000"/>
+              <w:right w:val="single" w:sz="4" w:space="0" w:color="000000"/>
             </w:tcBorders>
           </w:tcPr>
           <w:p>
@@ -485,10 +478,10 @@
           <w:tcPr>
             <w:tcW w:w="1938" w:type="pct"/>
             <w:tcBorders>
-              <w:top w:val="single" w:sz="4" w:space="0" w:color="000000" w:themeColor="text1"/>
-              <w:left w:val="single" w:sz="4" w:space="0" w:color="000000" w:themeColor="text1"/>
-              <w:bottom w:val="single" w:sz="4" w:space="0" w:color="000000" w:themeColor="text1"/>
-              <w:right w:val="single" w:sz="4" w:space="0" w:color="000000" w:themeColor="text1"/>
+              <w:top w:val="single" w:sz="4" w:space="0" w:color="000000"/>
+              <w:left w:val="single" w:sz="4" w:space="0" w:color="000000"/>
+              <w:bottom w:val="single" w:sz="4" w:space="0" w:color="000000"/>
+              <w:right w:val="single" w:sz="4" w:space="0" w:color="000000"/>
             </w:tcBorders>
           </w:tcPr>
           <w:p>
@@ -509,7 +502,7 @@
                 <w:sz w:val="16"/>
                 <w:szCs w:val="16"/>
               </w:rPr>
-              <w:t>{{Candidate Mobile Number}}</w:t>
+              <w:t>{{Phone}}</w:t>
             </w:r>
           </w:p>
           <w:p>
@@ -527,6 +520,12 @@
           <w:tcPr>
             <w:tcW w:w="1133" w:type="pct"/>
             <w:vMerge/>
+            <w:tcBorders>
+              <w:top w:val="nil"/>
+              <w:left w:val="single" w:sz="4" w:space="0" w:color="000000"/>
+              <w:bottom w:val="nil"/>
+              <w:right w:val="single" w:sz="4" w:space="0" w:color="000000"/>
+            </w:tcBorders>
           </w:tcPr>
           <w:p>
             <w:pPr>
@@ -547,9 +546,9 @@
           <w:tcPr>
             <w:tcW w:w="1129" w:type="pct"/>
             <w:tcBorders>
-              <w:top w:val="single" w:sz="4" w:space="0" w:color="000000" w:themeColor="text1"/>
-              <w:left w:val="single" w:sz="4" w:space="0" w:color="000000" w:themeColor="text1"/>
-              <w:bottom w:val="single" w:sz="4" w:space="0" w:color="000000" w:themeColor="text1"/>
+              <w:top w:val="single" w:sz="4" w:space="0" w:color="000000"/>
+              <w:left w:val="single" w:sz="4" w:space="0" w:color="000000"/>
+              <w:bottom w:val="single" w:sz="4" w:space="0" w:color="000000"/>
               <w:right w:val="nil"/>
             </w:tcBorders>
           </w:tcPr>
@@ -568,15 +567,64 @@
                 <w:sz w:val="16"/>
                 <w:szCs w:val="16"/>
               </w:rPr>
-              <w:t>NMC Pin (if applicable)</w:t>
-            </w:r>
-            <w:r>
-              <w:rPr>
-                <w:rFonts w:asciiTheme="minorHAnsi" w:eastAsia="Times New Roman" w:hAnsiTheme="minorHAnsi" w:cstheme="minorHAnsi"/>
-                <w:sz w:val="16"/>
-                <w:szCs w:val="16"/>
-              </w:rPr>
-              <w:t>:</w:t>
+              <w:t xml:space="preserve">NMC Pin </w:t>
+            </w:r>
+            <w:r>
+              <w:rPr>
+                <w:rFonts w:asciiTheme="minorHAnsi" w:eastAsia="Times New Roman" w:hAnsiTheme="minorHAnsi" w:cstheme="minorHAnsi"/>
+                <w:sz w:val="16"/>
+                <w:szCs w:val="16"/>
+              </w:rPr>
+              <w:t>{{NMC PIN}}</w:t>
+            </w:r>
+          </w:p>
+        </w:tc>
+        <w:tc>
+          <w:tcPr>
+            <w:tcW w:w="800" w:type="pct"/>
+            <w:tcBorders>
+              <w:top w:val="single" w:sz="4" w:space="0" w:color="000000"/>
+              <w:left w:val="nil"/>
+              <w:bottom w:val="single" w:sz="4" w:space="0" w:color="000000"/>
+              <w:right w:val="single" w:sz="4" w:space="0" w:color="000000"/>
+            </w:tcBorders>
+          </w:tcPr>
+          <w:p>
+            <w:pPr>
+              <w:rPr>
+                <w:rFonts w:asciiTheme="minorHAnsi" w:hAnsiTheme="minorHAnsi" w:cstheme="minorHAnsi"/>
+                <w:sz w:val="16"/>
+                <w:szCs w:val="16"/>
+              </w:rPr>
+            </w:pPr>
+          </w:p>
+        </w:tc>
+        <w:tc>
+          <w:tcPr>
+            <w:tcW w:w="1938" w:type="pct"/>
+            <w:tcBorders>
+              <w:top w:val="single" w:sz="4" w:space="0" w:color="000000"/>
+              <w:left w:val="single" w:sz="4" w:space="0" w:color="000000"/>
+              <w:bottom w:val="single" w:sz="4" w:space="0" w:color="000000"/>
+              <w:right w:val="single" w:sz="4" w:space="0" w:color="000000"/>
+            </w:tcBorders>
+          </w:tcPr>
+          <w:p>
+            <w:pPr>
+              <w:ind w:left="3"/>
+              <w:rPr>
+                <w:rFonts w:asciiTheme="minorHAnsi" w:hAnsiTheme="minorHAnsi" w:cstheme="minorHAnsi"/>
+                <w:sz w:val="16"/>
+                <w:szCs w:val="16"/>
+              </w:rPr>
+            </w:pPr>
+            <w:r>
+              <w:rPr>
+                <w:rFonts w:asciiTheme="minorHAnsi" w:eastAsia="Times New Roman" w:hAnsiTheme="minorHAnsi" w:cstheme="minorHAnsi"/>
+                <w:sz w:val="16"/>
+                <w:szCs w:val="16"/>
+              </w:rPr>
+              <w:t>NMC Pin Expiry:</w:t>
             </w:r>
             <w:r>
               <w:rPr>
@@ -592,64 +640,7 @@
                 <w:sz w:val="16"/>
                 <w:szCs w:val="16"/>
               </w:rPr>
-              <w:t xml:space="preserve"> </w:t>
-            </w:r>
-          </w:p>
-        </w:tc>
-        <w:tc>
-          <w:tcPr>
-            <w:tcW w:w="800" w:type="pct"/>
-            <w:tcBorders>
-              <w:top w:val="single" w:sz="4" w:space="0" w:color="000000" w:themeColor="text1"/>
-              <w:left w:val="nil"/>
-              <w:bottom w:val="single" w:sz="4" w:space="0" w:color="000000" w:themeColor="text1"/>
-              <w:right w:val="single" w:sz="4" w:space="0" w:color="000000" w:themeColor="text1"/>
-            </w:tcBorders>
-          </w:tcPr>
-          <w:p>
-            <w:pPr>
-              <w:rPr>
-                <w:rFonts w:asciiTheme="minorHAnsi" w:hAnsiTheme="minorHAnsi" w:cstheme="minorHAnsi"/>
-                <w:sz w:val="16"/>
-                <w:szCs w:val="16"/>
-              </w:rPr>
-            </w:pPr>
-            <w:r>
-              <w:rPr>
-                <w:rFonts w:asciiTheme="minorHAnsi" w:hAnsiTheme="minorHAnsi" w:cstheme="minorHAnsi"/>
-                <w:sz w:val="16"/>
-                <w:szCs w:val="16"/>
-              </w:rPr>
-              <w:t>{{NMC Pin Number}}</w:t>
-            </w:r>
-          </w:p>
-        </w:tc>
-        <w:tc>
-          <w:tcPr>
-            <w:tcW w:w="1938" w:type="pct"/>
-            <w:tcBorders>
-              <w:top w:val="single" w:sz="4" w:space="0" w:color="000000" w:themeColor="text1"/>
-              <w:left w:val="single" w:sz="4" w:space="0" w:color="000000" w:themeColor="text1"/>
-              <w:bottom w:val="single" w:sz="4" w:space="0" w:color="000000" w:themeColor="text1"/>
-              <w:right w:val="single" w:sz="4" w:space="0" w:color="000000" w:themeColor="text1"/>
-            </w:tcBorders>
-          </w:tcPr>
-          <w:p>
-            <w:pPr>
-              <w:ind w:left="3"/>
-              <w:rPr>
-                <w:rFonts w:asciiTheme="minorHAnsi" w:hAnsiTheme="minorHAnsi" w:cstheme="minorBidi"/>
-                <w:sz w:val="16"/>
-                <w:szCs w:val="16"/>
-              </w:rPr>
-            </w:pPr>
-            <w:r>
-              <w:rPr>
-                <w:rFonts w:asciiTheme="minorHAnsi" w:eastAsia="Times New Roman" w:hAnsiTheme="minorHAnsi" w:cstheme="minorBidi"/>
-                <w:sz w:val="16"/>
-                <w:szCs w:val="16"/>
-              </w:rPr>
-              <w:t>NMC Pin Expiry: {{NMC Pin expiry date}}</w:t>
+              <w:t>N/A</w:t>
             </w:r>
           </w:p>
         </w:tc>
@@ -657,6 +648,12 @@
           <w:tcPr>
             <w:tcW w:w="1133" w:type="pct"/>
             <w:vMerge/>
+            <w:tcBorders>
+              <w:top w:val="nil"/>
+              <w:left w:val="single" w:sz="4" w:space="0" w:color="000000"/>
+              <w:bottom w:val="single" w:sz="4" w:space="0" w:color="000000"/>
+              <w:right w:val="single" w:sz="4" w:space="0" w:color="000000"/>
+            </w:tcBorders>
           </w:tcPr>
           <w:p>
             <w:pPr>
@@ -677,9 +674,9 @@
           <w:tcPr>
             <w:tcW w:w="1129" w:type="pct"/>
             <w:tcBorders>
-              <w:top w:val="single" w:sz="4" w:space="0" w:color="000000" w:themeColor="text1"/>
-              <w:left w:val="single" w:sz="4" w:space="0" w:color="000000" w:themeColor="text1"/>
-              <w:bottom w:val="single" w:sz="4" w:space="0" w:color="000000" w:themeColor="text1"/>
+              <w:top w:val="single" w:sz="4" w:space="0" w:color="000000"/>
+              <w:left w:val="single" w:sz="4" w:space="0" w:color="000000"/>
+              <w:bottom w:val="single" w:sz="4" w:space="0" w:color="000000"/>
               <w:right w:val="nil"/>
             </w:tcBorders>
           </w:tcPr>
@@ -714,10 +711,10 @@
           <w:tcPr>
             <w:tcW w:w="800" w:type="pct"/>
             <w:tcBorders>
-              <w:top w:val="single" w:sz="4" w:space="0" w:color="000000" w:themeColor="text1"/>
+              <w:top w:val="single" w:sz="4" w:space="0" w:color="000000"/>
               <w:left w:val="nil"/>
-              <w:bottom w:val="single" w:sz="4" w:space="0" w:color="000000" w:themeColor="text1"/>
-              <w:right w:val="single" w:sz="4" w:space="0" w:color="000000" w:themeColor="text1"/>
+              <w:bottom w:val="single" w:sz="4" w:space="0" w:color="000000"/>
+              <w:right w:val="single" w:sz="4" w:space="0" w:color="000000"/>
             </w:tcBorders>
           </w:tcPr>
           <w:p>
@@ -734,10 +731,10 @@
           <w:tcPr>
             <w:tcW w:w="1938" w:type="pct"/>
             <w:tcBorders>
-              <w:top w:val="single" w:sz="4" w:space="0" w:color="000000" w:themeColor="text1"/>
-              <w:left w:val="single" w:sz="4" w:space="0" w:color="000000" w:themeColor="text1"/>
-              <w:bottom w:val="single" w:sz="4" w:space="0" w:color="000000" w:themeColor="text1"/>
-              <w:right w:val="single" w:sz="4" w:space="0" w:color="000000" w:themeColor="text1"/>
+              <w:top w:val="single" w:sz="4" w:space="0" w:color="000000"/>
+              <w:left w:val="single" w:sz="4" w:space="0" w:color="000000"/>
+              <w:bottom w:val="single" w:sz="4" w:space="0" w:color="000000"/>
+              <w:right w:val="single" w:sz="4" w:space="0" w:color="000000"/>
             </w:tcBorders>
           </w:tcPr>
           <w:p>
@@ -767,28 +764,13 @@
               <w:t xml:space="preserve">: </w:t>
             </w:r>
             <w:r>
-              <w:rPr>
-                <w:rFonts w:asciiTheme="minorHAnsi" w:eastAsia="Times New Roman" w:hAnsiTheme="minorHAnsi" w:cstheme="minorHAnsi"/>
-                <w:sz w:val="16"/>
-                <w:szCs w:val="16"/>
-              </w:rPr>
               <w:t xml:space="preserve"> </w:t>
             </w:r>
             <w:r>
-              <w:rPr>
-                <w:rFonts w:asciiTheme="minorHAnsi" w:eastAsia="Times New Roman" w:hAnsiTheme="minorHAnsi" w:cstheme="minorHAnsi"/>
-                <w:sz w:val="16"/>
-                <w:szCs w:val="16"/>
-              </w:rPr>
               <w:t>{</w:t>
             </w:r>
             <w:proofErr w:type="gramEnd"/>
             <w:r>
-              <w:rPr>
-                <w:rFonts w:asciiTheme="minorHAnsi" w:eastAsia="Times New Roman" w:hAnsiTheme="minorHAnsi" w:cstheme="minorHAnsi"/>
-                <w:sz w:val="16"/>
-                <w:szCs w:val="16"/>
-              </w:rPr>
               <w:t>{NI Number}}</w:t>
             </w:r>
           </w:p>
@@ -798,9 +780,9 @@
             <w:tcW w:w="1133" w:type="pct"/>
             <w:tcBorders>
               <w:top w:val="nil"/>
-              <w:left w:val="single" w:sz="4" w:space="0" w:color="000000" w:themeColor="text1"/>
-              <w:bottom w:val="single" w:sz="4" w:space="0" w:color="000000" w:themeColor="text1"/>
-              <w:right w:val="single" w:sz="4" w:space="0" w:color="000000" w:themeColor="text1"/>
+              <w:left w:val="single" w:sz="4" w:space="0" w:color="000000"/>
+              <w:bottom w:val="single" w:sz="4" w:space="0" w:color="000000"/>
+              <w:right w:val="single" w:sz="4" w:space="0" w:color="000000"/>
             </w:tcBorders>
           </w:tcPr>
           <w:p>
@@ -822,9 +804,9 @@
           <w:tcPr>
             <w:tcW w:w="1129" w:type="pct"/>
             <w:tcBorders>
-              <w:top w:val="single" w:sz="4" w:space="0" w:color="000000" w:themeColor="text1"/>
-              <w:left w:val="single" w:sz="4" w:space="0" w:color="000000" w:themeColor="text1"/>
-              <w:bottom w:val="single" w:sz="4" w:space="0" w:color="000000" w:themeColor="text1"/>
+              <w:top w:val="single" w:sz="4" w:space="0" w:color="000000"/>
+              <w:left w:val="single" w:sz="4" w:space="0" w:color="000000"/>
+              <w:bottom w:val="single" w:sz="4" w:space="0" w:color="000000"/>
               <w:right w:val="nil"/>
             </w:tcBorders>
             <w:shd w:val="clear" w:color="auto" w:fill="DBE5F1"/>
@@ -856,9 +838,9 @@
           <w:tcPr>
             <w:tcW w:w="800" w:type="pct"/>
             <w:tcBorders>
-              <w:top w:val="single" w:sz="4" w:space="0" w:color="000000" w:themeColor="text1"/>
+              <w:top w:val="single" w:sz="4" w:space="0" w:color="000000"/>
               <w:left w:val="nil"/>
-              <w:bottom w:val="single" w:sz="4" w:space="0" w:color="000000" w:themeColor="text1"/>
+              <w:bottom w:val="single" w:sz="4" w:space="0" w:color="000000"/>
               <w:right w:val="nil"/>
             </w:tcBorders>
             <w:shd w:val="clear" w:color="auto" w:fill="DBE5F1"/>
@@ -877,9 +859,9 @@
           <w:tcPr>
             <w:tcW w:w="1938" w:type="pct"/>
             <w:tcBorders>
-              <w:top w:val="single" w:sz="4" w:space="0" w:color="000000" w:themeColor="text1"/>
+              <w:top w:val="single" w:sz="4" w:space="0" w:color="000000"/>
               <w:left w:val="nil"/>
-              <w:bottom w:val="single" w:sz="4" w:space="0" w:color="000000" w:themeColor="text1"/>
+              <w:bottom w:val="single" w:sz="4" w:space="0" w:color="000000"/>
               <w:right w:val="nil"/>
             </w:tcBorders>
             <w:shd w:val="clear" w:color="auto" w:fill="DBE5F1"/>
@@ -910,10 +892,10 @@
           <w:tcPr>
             <w:tcW w:w="1133" w:type="pct"/>
             <w:tcBorders>
-              <w:top w:val="single" w:sz="4" w:space="0" w:color="000000" w:themeColor="text1"/>
+              <w:top w:val="single" w:sz="4" w:space="0" w:color="000000"/>
               <w:left w:val="nil"/>
-              <w:bottom w:val="single" w:sz="4" w:space="0" w:color="000000" w:themeColor="text1"/>
-              <w:right w:val="single" w:sz="4" w:space="0" w:color="000000" w:themeColor="text1"/>
+              <w:bottom w:val="single" w:sz="4" w:space="0" w:color="000000"/>
+              <w:right w:val="single" w:sz="4" w:space="0" w:color="000000"/>
             </w:tcBorders>
             <w:shd w:val="clear" w:color="auto" w:fill="DBE5F1"/>
           </w:tcPr>
@@ -936,10 +918,10 @@
           <w:tcPr>
             <w:tcW w:w="1129" w:type="pct"/>
             <w:tcBorders>
-              <w:top w:val="single" w:sz="4" w:space="0" w:color="000000" w:themeColor="text1"/>
-              <w:left w:val="single" w:sz="4" w:space="0" w:color="000000" w:themeColor="text1"/>
-              <w:bottom w:val="single" w:sz="4" w:space="0" w:color="000000" w:themeColor="text1"/>
-              <w:right w:val="single" w:sz="4" w:space="0" w:color="000000" w:themeColor="text1"/>
+              <w:top w:val="single" w:sz="4" w:space="0" w:color="000000"/>
+              <w:left w:val="single" w:sz="4" w:space="0" w:color="000000"/>
+              <w:bottom w:val="single" w:sz="4" w:space="0" w:color="000000"/>
+              <w:right w:val="single" w:sz="4" w:space="0" w:color="000000"/>
             </w:tcBorders>
           </w:tcPr>
           <w:p>
@@ -965,10 +947,10 @@
           <w:tcPr>
             <w:tcW w:w="800" w:type="pct"/>
             <w:tcBorders>
-              <w:top w:val="single" w:sz="4" w:space="0" w:color="000000" w:themeColor="text1"/>
-              <w:left w:val="single" w:sz="4" w:space="0" w:color="000000" w:themeColor="text1"/>
-              <w:bottom w:val="single" w:sz="4" w:space="0" w:color="000000" w:themeColor="text1"/>
-              <w:right w:val="single" w:sz="4" w:space="0" w:color="000000" w:themeColor="text1"/>
+              <w:top w:val="single" w:sz="4" w:space="0" w:color="000000"/>
+              <w:left w:val="single" w:sz="4" w:space="0" w:color="000000"/>
+              <w:bottom w:val="single" w:sz="4" w:space="0" w:color="000000"/>
+              <w:right w:val="single" w:sz="4" w:space="0" w:color="000000"/>
             </w:tcBorders>
           </w:tcPr>
           <w:p>
@@ -986,7 +968,7 @@
                 <w:sz w:val="16"/>
                 <w:szCs w:val="16"/>
               </w:rPr>
-              <w:t>{{DBS Certificate issue date}}</w:t>
+              <w:t>{{DBS Issue Date}}</w:t>
             </w:r>
           </w:p>
         </w:tc>
@@ -994,10 +976,10 @@
           <w:tcPr>
             <w:tcW w:w="1938" w:type="pct"/>
             <w:tcBorders>
-              <w:top w:val="single" w:sz="4" w:space="0" w:color="000000" w:themeColor="text1"/>
-              <w:left w:val="single" w:sz="4" w:space="0" w:color="000000" w:themeColor="text1"/>
-              <w:bottom w:val="single" w:sz="4" w:space="0" w:color="000000" w:themeColor="text1"/>
-              <w:right w:val="single" w:sz="4" w:space="0" w:color="000000" w:themeColor="text1"/>
+              <w:top w:val="single" w:sz="4" w:space="0" w:color="000000"/>
+              <w:left w:val="single" w:sz="4" w:space="0" w:color="000000"/>
+              <w:bottom w:val="single" w:sz="4" w:space="0" w:color="000000"/>
+              <w:right w:val="single" w:sz="4" w:space="0" w:color="000000"/>
             </w:tcBorders>
           </w:tcPr>
           <w:p>
@@ -1023,44 +1005,27 @@
           <w:tcPr>
             <w:tcW w:w="1133" w:type="pct"/>
             <w:tcBorders>
-              <w:top w:val="single" w:sz="4" w:space="0" w:color="000000" w:themeColor="text1"/>
-              <w:left w:val="single" w:sz="4" w:space="0" w:color="000000" w:themeColor="text1"/>
-              <w:bottom w:val="single" w:sz="4" w:space="0" w:color="000000" w:themeColor="text1"/>
-              <w:right w:val="single" w:sz="4" w:space="0" w:color="000000" w:themeColor="text1"/>
-            </w:tcBorders>
-            <w:vAlign w:val="center"/>
-          </w:tcPr>
-          <w:p>
-            <w:pPr>
-              <w:rPr>
-                <w:rFonts w:asciiTheme="minorHAnsi" w:eastAsia="Times New Roman" w:hAnsiTheme="minorHAnsi" w:cstheme="minorHAnsi"/>
-                <w:sz w:val="16"/>
-                <w:szCs w:val="16"/>
-              </w:rPr>
-            </w:pPr>
-            <w:r>
-              <w:rPr>
-                <w:rFonts w:asciiTheme="minorHAnsi" w:eastAsia="Times New Roman" w:hAnsiTheme="minorHAnsi" w:cstheme="minorHAnsi"/>
-                <w:sz w:val="16"/>
-                <w:szCs w:val="16"/>
-              </w:rPr>
-              <w:t xml:space="preserve">{{DBS Certificate </w:t>
-            </w:r>
-            <w:r>
-              <w:rPr>
-                <w:rFonts w:asciiTheme="minorHAnsi" w:eastAsia="Times New Roman" w:hAnsiTheme="minorHAnsi" w:cstheme="minorHAnsi"/>
-                <w:sz w:val="16"/>
-                <w:szCs w:val="16"/>
-              </w:rPr>
-              <w:t>number</w:t>
-            </w:r>
-            <w:r>
-              <w:rPr>
-                <w:rFonts w:asciiTheme="minorHAnsi" w:eastAsia="Times New Roman" w:hAnsiTheme="minorHAnsi" w:cstheme="minorHAnsi"/>
-                <w:sz w:val="16"/>
-                <w:szCs w:val="16"/>
-              </w:rPr>
-              <w:t>}}</w:t>
+              <w:top w:val="single" w:sz="4" w:space="0" w:color="000000"/>
+              <w:left w:val="single" w:sz="4" w:space="0" w:color="000000"/>
+              <w:bottom w:val="single" w:sz="4" w:space="0" w:color="000000"/>
+              <w:right w:val="single" w:sz="4" w:space="0" w:color="000000"/>
+            </w:tcBorders>
+          </w:tcPr>
+          <w:p>
+            <w:pPr>
+              <w:rPr>
+                <w:rFonts w:asciiTheme="minorHAnsi" w:eastAsia="Times New Roman" w:hAnsiTheme="minorHAnsi" w:cstheme="minorHAnsi"/>
+                <w:sz w:val="16"/>
+                <w:szCs w:val="16"/>
+              </w:rPr>
+            </w:pPr>
+            <w:r>
+              <w:rPr>
+                <w:rFonts w:asciiTheme="minorHAnsi" w:eastAsia="Times New Roman" w:hAnsiTheme="minorHAnsi" w:cstheme="minorHAnsi"/>
+                <w:sz w:val="16"/>
+                <w:szCs w:val="16"/>
+              </w:rPr>
+              <w:t>{{DBS Number}}</w:t>
             </w:r>
           </w:p>
         </w:tc>
@@ -1073,10 +1038,10 @@
           <w:tcPr>
             <w:tcW w:w="1129" w:type="pct"/>
             <w:tcBorders>
-              <w:top w:val="single" w:sz="4" w:space="0" w:color="000000" w:themeColor="text1"/>
-              <w:left w:val="single" w:sz="4" w:space="0" w:color="000000" w:themeColor="text1"/>
-              <w:bottom w:val="single" w:sz="4" w:space="0" w:color="000000" w:themeColor="text1"/>
-              <w:right w:val="single" w:sz="4" w:space="0" w:color="000000" w:themeColor="text1"/>
+              <w:top w:val="single" w:sz="4" w:space="0" w:color="000000"/>
+              <w:left w:val="single" w:sz="4" w:space="0" w:color="000000"/>
+              <w:bottom w:val="single" w:sz="4" w:space="0" w:color="000000"/>
+              <w:right w:val="single" w:sz="4" w:space="0" w:color="000000"/>
             </w:tcBorders>
           </w:tcPr>
           <w:p>
@@ -1102,10 +1067,10 @@
           <w:tcPr>
             <w:tcW w:w="800" w:type="pct"/>
             <w:tcBorders>
-              <w:top w:val="single" w:sz="4" w:space="0" w:color="000000" w:themeColor="text1"/>
-              <w:left w:val="single" w:sz="4" w:space="0" w:color="000000" w:themeColor="text1"/>
-              <w:bottom w:val="single" w:sz="4" w:space="0" w:color="000000" w:themeColor="text1"/>
-              <w:right w:val="single" w:sz="4" w:space="0" w:color="000000" w:themeColor="text1"/>
+              <w:top w:val="single" w:sz="4" w:space="0" w:color="000000"/>
+              <w:left w:val="single" w:sz="4" w:space="0" w:color="000000"/>
+              <w:bottom w:val="single" w:sz="4" w:space="0" w:color="000000"/>
+              <w:right w:val="single" w:sz="4" w:space="0" w:color="000000"/>
             </w:tcBorders>
           </w:tcPr>
           <w:p>
@@ -1130,10 +1095,10 @@
           <w:tcPr>
             <w:tcW w:w="1938" w:type="pct"/>
             <w:tcBorders>
-              <w:top w:val="single" w:sz="4" w:space="0" w:color="000000" w:themeColor="text1"/>
-              <w:left w:val="single" w:sz="4" w:space="0" w:color="000000" w:themeColor="text1"/>
-              <w:bottom w:val="single" w:sz="4" w:space="0" w:color="000000" w:themeColor="text1"/>
-              <w:right w:val="single" w:sz="4" w:space="0" w:color="000000" w:themeColor="text1"/>
+              <w:top w:val="single" w:sz="4" w:space="0" w:color="000000"/>
+              <w:left w:val="single" w:sz="4" w:space="0" w:color="000000"/>
+              <w:bottom w:val="single" w:sz="4" w:space="0" w:color="000000"/>
+              <w:right w:val="single" w:sz="4" w:space="0" w:color="000000"/>
             </w:tcBorders>
           </w:tcPr>
           <w:p>
@@ -1159,20 +1124,28 @@
           <w:tcPr>
             <w:tcW w:w="1133" w:type="pct"/>
             <w:tcBorders>
-              <w:top w:val="single" w:sz="4" w:space="0" w:color="000000" w:themeColor="text1"/>
-              <w:left w:val="single" w:sz="4" w:space="0" w:color="000000" w:themeColor="text1"/>
-              <w:bottom w:val="single" w:sz="4" w:space="0" w:color="000000" w:themeColor="text1"/>
-              <w:right w:val="single" w:sz="4" w:space="0" w:color="000000" w:themeColor="text1"/>
-            </w:tcBorders>
-          </w:tcPr>
-          <w:p>
-            <w:pPr>
-              <w:rPr>
-                <w:rFonts w:asciiTheme="minorHAnsi" w:hAnsiTheme="minorHAnsi" w:cstheme="minorHAnsi"/>
-                <w:sz w:val="16"/>
-                <w:szCs w:val="16"/>
-              </w:rPr>
-            </w:pPr>
+              <w:top w:val="single" w:sz="4" w:space="0" w:color="000000"/>
+              <w:left w:val="single" w:sz="4" w:space="0" w:color="000000"/>
+              <w:bottom w:val="single" w:sz="4" w:space="0" w:color="000000"/>
+              <w:right w:val="single" w:sz="4" w:space="0" w:color="000000"/>
+            </w:tcBorders>
+          </w:tcPr>
+          <w:p>
+            <w:pPr>
+              <w:rPr>
+                <w:rFonts w:asciiTheme="minorHAnsi" w:hAnsiTheme="minorHAnsi" w:cstheme="minorHAnsi"/>
+                <w:sz w:val="16"/>
+                <w:szCs w:val="16"/>
+              </w:rPr>
+            </w:pPr>
+            <w:r>
+              <w:rPr>
+                <w:rFonts w:asciiTheme="minorHAnsi" w:hAnsiTheme="minorHAnsi" w:cstheme="minorHAnsi"/>
+                <w:sz w:val="16"/>
+                <w:szCs w:val="16"/>
+              </w:rPr>
+              <w:t>N/A</w:t>
+            </w:r>
           </w:p>
         </w:tc>
       </w:tr>
@@ -1184,10 +1157,10 @@
           <w:tcPr>
             <w:tcW w:w="1129" w:type="pct"/>
             <w:tcBorders>
-              <w:top w:val="single" w:sz="4" w:space="0" w:color="000000" w:themeColor="text1"/>
-              <w:left w:val="single" w:sz="4" w:space="0" w:color="000000" w:themeColor="text1"/>
-              <w:bottom w:val="single" w:sz="4" w:space="0" w:color="000000" w:themeColor="text1"/>
-              <w:right w:val="single" w:sz="4" w:space="0" w:color="000000" w:themeColor="text1"/>
+              <w:top w:val="single" w:sz="4" w:space="0" w:color="000000"/>
+              <w:left w:val="single" w:sz="4" w:space="0" w:color="000000"/>
+              <w:bottom w:val="single" w:sz="4" w:space="0" w:color="000000"/>
+              <w:right w:val="single" w:sz="4" w:space="0" w:color="000000"/>
             </w:tcBorders>
           </w:tcPr>
           <w:p>
@@ -1213,10 +1186,10 @@
           <w:tcPr>
             <w:tcW w:w="800" w:type="pct"/>
             <w:tcBorders>
-              <w:top w:val="single" w:sz="4" w:space="0" w:color="000000" w:themeColor="text1"/>
-              <w:left w:val="single" w:sz="4" w:space="0" w:color="000000" w:themeColor="text1"/>
-              <w:bottom w:val="single" w:sz="4" w:space="0" w:color="000000" w:themeColor="text1"/>
-              <w:right w:val="single" w:sz="4" w:space="0" w:color="000000" w:themeColor="text1"/>
+              <w:top w:val="single" w:sz="4" w:space="0" w:color="000000"/>
+              <w:left w:val="single" w:sz="4" w:space="0" w:color="000000"/>
+              <w:bottom w:val="single" w:sz="4" w:space="0" w:color="000000"/>
+              <w:right w:val="single" w:sz="4" w:space="0" w:color="000000"/>
             </w:tcBorders>
           </w:tcPr>
           <w:p>
@@ -1242,10 +1215,10 @@
           <w:tcPr>
             <w:tcW w:w="1938" w:type="pct"/>
             <w:tcBorders>
-              <w:top w:val="single" w:sz="4" w:space="0" w:color="000000" w:themeColor="text1"/>
-              <w:left w:val="single" w:sz="4" w:space="0" w:color="000000" w:themeColor="text1"/>
-              <w:bottom w:val="single" w:sz="4" w:space="0" w:color="000000" w:themeColor="text1"/>
-              <w:right w:val="single" w:sz="4" w:space="0" w:color="000000" w:themeColor="text1"/>
+              <w:top w:val="single" w:sz="4" w:space="0" w:color="000000"/>
+              <w:left w:val="single" w:sz="4" w:space="0" w:color="000000"/>
+              <w:bottom w:val="single" w:sz="4" w:space="0" w:color="000000"/>
+              <w:right w:val="single" w:sz="4" w:space="0" w:color="000000"/>
             </w:tcBorders>
           </w:tcPr>
           <w:p>
@@ -1271,27 +1244,27 @@
           <w:tcPr>
             <w:tcW w:w="1133" w:type="pct"/>
             <w:tcBorders>
-              <w:top w:val="single" w:sz="4" w:space="0" w:color="000000" w:themeColor="text1"/>
-              <w:left w:val="single" w:sz="4" w:space="0" w:color="000000" w:themeColor="text1"/>
-              <w:bottom w:val="single" w:sz="4" w:space="0" w:color="000000" w:themeColor="text1"/>
-              <w:right w:val="single" w:sz="4" w:space="0" w:color="000000" w:themeColor="text1"/>
-            </w:tcBorders>
-          </w:tcPr>
-          <w:p>
-            <w:pPr>
-              <w:rPr>
-                <w:rFonts w:asciiTheme="minorHAnsi" w:hAnsiTheme="minorHAnsi" w:cstheme="minorHAnsi"/>
-                <w:sz w:val="16"/>
-                <w:szCs w:val="16"/>
-              </w:rPr>
-            </w:pPr>
-            <w:r>
-              <w:rPr>
-                <w:rFonts w:asciiTheme="minorHAnsi" w:hAnsiTheme="minorHAnsi" w:cstheme="minorHAnsi"/>
-                <w:sz w:val="16"/>
-                <w:szCs w:val="16"/>
-              </w:rPr>
-              <w:t>{{Right to work expiry date}}</w:t>
+              <w:top w:val="single" w:sz="4" w:space="0" w:color="000000"/>
+              <w:left w:val="single" w:sz="4" w:space="0" w:color="000000"/>
+              <w:bottom w:val="single" w:sz="4" w:space="0" w:color="000000"/>
+              <w:right w:val="single" w:sz="4" w:space="0" w:color="000000"/>
+            </w:tcBorders>
+          </w:tcPr>
+          <w:p>
+            <w:pPr>
+              <w:rPr>
+                <w:rFonts w:asciiTheme="minorHAnsi" w:hAnsiTheme="minorHAnsi" w:cstheme="minorHAnsi"/>
+                <w:sz w:val="16"/>
+                <w:szCs w:val="16"/>
+              </w:rPr>
+            </w:pPr>
+            <w:r>
+              <w:rPr>
+                <w:rFonts w:asciiTheme="minorHAnsi" w:hAnsiTheme="minorHAnsi" w:cstheme="minorHAnsi"/>
+                <w:sz w:val="16"/>
+                <w:szCs w:val="16"/>
+              </w:rPr>
+              <w:t>{{Visa Expiry Date}}</w:t>
             </w:r>
           </w:p>
         </w:tc>
@@ -1304,10 +1277,10 @@
           <w:tcPr>
             <w:tcW w:w="1129" w:type="pct"/>
             <w:tcBorders>
-              <w:top w:val="single" w:sz="4" w:space="0" w:color="000000" w:themeColor="text1"/>
-              <w:left w:val="single" w:sz="4" w:space="0" w:color="000000" w:themeColor="text1"/>
-              <w:bottom w:val="single" w:sz="4" w:space="0" w:color="000000" w:themeColor="text1"/>
-              <w:right w:val="single" w:sz="4" w:space="0" w:color="000000" w:themeColor="text1"/>
+              <w:top w:val="single" w:sz="4" w:space="0" w:color="000000"/>
+              <w:left w:val="single" w:sz="4" w:space="0" w:color="000000"/>
+              <w:bottom w:val="single" w:sz="4" w:space="0" w:color="000000"/>
+              <w:right w:val="single" w:sz="4" w:space="0" w:color="000000"/>
             </w:tcBorders>
           </w:tcPr>
           <w:p>
@@ -1333,10 +1306,10 @@
           <w:tcPr>
             <w:tcW w:w="800" w:type="pct"/>
             <w:tcBorders>
-              <w:top w:val="single" w:sz="4" w:space="0" w:color="000000" w:themeColor="text1"/>
-              <w:left w:val="single" w:sz="4" w:space="0" w:color="000000" w:themeColor="text1"/>
-              <w:bottom w:val="single" w:sz="4" w:space="0" w:color="000000" w:themeColor="text1"/>
-              <w:right w:val="single" w:sz="4" w:space="0" w:color="000000" w:themeColor="text1"/>
+              <w:top w:val="single" w:sz="4" w:space="0" w:color="000000"/>
+              <w:left w:val="single" w:sz="4" w:space="0" w:color="000000"/>
+              <w:bottom w:val="single" w:sz="4" w:space="0" w:color="000000"/>
+              <w:right w:val="single" w:sz="4" w:space="0" w:color="000000"/>
             </w:tcBorders>
           </w:tcPr>
           <w:p>
@@ -1362,10 +1335,10 @@
           <w:tcPr>
             <w:tcW w:w="1938" w:type="pct"/>
             <w:tcBorders>
-              <w:top w:val="single" w:sz="4" w:space="0" w:color="000000" w:themeColor="text1"/>
-              <w:left w:val="single" w:sz="4" w:space="0" w:color="000000" w:themeColor="text1"/>
-              <w:bottom w:val="single" w:sz="4" w:space="0" w:color="000000" w:themeColor="text1"/>
-              <w:right w:val="single" w:sz="4" w:space="0" w:color="000000" w:themeColor="text1"/>
+              <w:top w:val="single" w:sz="4" w:space="0" w:color="000000"/>
+              <w:left w:val="single" w:sz="4" w:space="0" w:color="000000"/>
+              <w:bottom w:val="single" w:sz="4" w:space="0" w:color="000000"/>
+              <w:right w:val="single" w:sz="4" w:space="0" w:color="000000"/>
             </w:tcBorders>
           </w:tcPr>
           <w:p>
@@ -1409,27 +1382,44 @@
           <w:tcPr>
             <w:tcW w:w="1133" w:type="pct"/>
             <w:tcBorders>
-              <w:top w:val="single" w:sz="4" w:space="0" w:color="000000" w:themeColor="text1"/>
-              <w:left w:val="single" w:sz="4" w:space="0" w:color="000000" w:themeColor="text1"/>
-              <w:bottom w:val="single" w:sz="4" w:space="0" w:color="000000" w:themeColor="text1"/>
-              <w:right w:val="single" w:sz="4" w:space="0" w:color="000000" w:themeColor="text1"/>
-            </w:tcBorders>
-          </w:tcPr>
-          <w:p>
-            <w:pPr>
-              <w:rPr>
-                <w:rFonts w:asciiTheme="minorHAnsi" w:hAnsiTheme="minorHAnsi" w:cstheme="minorHAnsi"/>
-                <w:sz w:val="16"/>
-                <w:szCs w:val="16"/>
-              </w:rPr>
-            </w:pPr>
-            <w:r>
-              <w:rPr>
-                <w:rFonts w:asciiTheme="minorHAnsi" w:hAnsiTheme="minorHAnsi" w:cstheme="minorHAnsi"/>
-                <w:sz w:val="16"/>
-                <w:szCs w:val="16"/>
-              </w:rPr>
-              <w:t>{{Type of visa}}</w:t>
+              <w:top w:val="single" w:sz="4" w:space="0" w:color="000000"/>
+              <w:left w:val="single" w:sz="4" w:space="0" w:color="000000"/>
+              <w:bottom w:val="single" w:sz="4" w:space="0" w:color="000000"/>
+              <w:right w:val="single" w:sz="4" w:space="0" w:color="000000"/>
+            </w:tcBorders>
+          </w:tcPr>
+          <w:p>
+            <w:pPr>
+              <w:rPr>
+                <w:rFonts w:asciiTheme="minorHAnsi" w:hAnsiTheme="minorHAnsi" w:cstheme="minorHAnsi"/>
+                <w:sz w:val="16"/>
+                <w:szCs w:val="16"/>
+              </w:rPr>
+            </w:pPr>
+            <w:r>
+              <w:rPr>
+                <w:rFonts w:asciiTheme="minorHAnsi" w:hAnsiTheme="minorHAnsi" w:cstheme="minorHAnsi"/>
+                <w:sz w:val="16"/>
+                <w:szCs w:val="16"/>
+              </w:rPr>
+              <w:t>{{Visa Type}}</w:t>
+            </w:r>
+          </w:p>
+          <w:p>
+            <w:pPr>
+              <w:rPr>
+                <w:rFonts w:asciiTheme="minorHAnsi" w:hAnsiTheme="minorHAnsi" w:cstheme="minorHAnsi"/>
+                <w:sz w:val="16"/>
+                <w:szCs w:val="16"/>
+              </w:rPr>
+            </w:pPr>
+            <w:r>
+              <w:rPr>
+                <w:rFonts w:asciiTheme="minorHAnsi" w:hAnsiTheme="minorHAnsi" w:cstheme="minorHAnsi"/>
+                <w:sz w:val="16"/>
+                <w:szCs w:val="16"/>
+              </w:rPr>
+              <w:t>{{Restriction}}</w:t>
             </w:r>
           </w:p>
         </w:tc>
@@ -1557,41 +1547,7 @@
                 <w:sz w:val="16"/>
                 <w:szCs w:val="16"/>
               </w:rPr>
-              <w:t>{{</w:t>
-            </w:r>
-            <w:proofErr w:type="gramStart"/>
-            <w:r>
-              <w:rPr>
-                <w:rFonts w:asciiTheme="minorHAnsi" w:eastAsia="Times New Roman" w:hAnsiTheme="minorHAnsi" w:cstheme="minorHAnsi"/>
-                <w:sz w:val="16"/>
-                <w:szCs w:val="16"/>
-              </w:rPr>
-              <w:t>Candidate</w:t>
-            </w:r>
-            <w:proofErr w:type="gramEnd"/>
-            <w:r>
-              <w:rPr>
-                <w:rFonts w:asciiTheme="minorHAnsi" w:eastAsia="Times New Roman" w:hAnsiTheme="minorHAnsi" w:cstheme="minorHAnsi"/>
-                <w:sz w:val="16"/>
-                <w:szCs w:val="16"/>
-              </w:rPr>
-              <w:t xml:space="preserve"> share</w:t>
-            </w:r>
-            <w:r>
-              <w:rPr>
-                <w:rFonts w:asciiTheme="minorHAnsi" w:eastAsia="Times New Roman" w:hAnsiTheme="minorHAnsi" w:cstheme="minorHAnsi"/>
-                <w:sz w:val="16"/>
-                <w:szCs w:val="16"/>
-              </w:rPr>
-              <w:t xml:space="preserve"> </w:t>
-            </w:r>
-            <w:r>
-              <w:rPr>
-                <w:rFonts w:asciiTheme="minorHAnsi" w:eastAsia="Times New Roman" w:hAnsiTheme="minorHAnsi" w:cstheme="minorHAnsi"/>
-                <w:sz w:val="16"/>
-                <w:szCs w:val="16"/>
-              </w:rPr>
-              <w:t>code}}</w:t>
+              <w:t>NA</w:t>
             </w:r>
           </w:p>
         </w:tc>
@@ -1798,12 +1754,7 @@
               </w:rPr>
             </w:pPr>
             <w:r>
-              <w:rPr>
-                <w:rFonts w:asciiTheme="minorHAnsi" w:hAnsiTheme="minorHAnsi" w:cstheme="minorHAnsi"/>
-                <w:sz w:val="16"/>
-                <w:szCs w:val="16"/>
-              </w:rPr>
-              <w:t>{{Training completion date}}</w:t>
+              <w:t>{{Training Date}}</w:t>
             </w:r>
           </w:p>
         </w:tc>
@@ -1900,12 +1851,7 @@
               </w:rPr>
             </w:pPr>
             <w:r>
-              <w:rPr>
-                <w:rFonts w:asciiTheme="minorHAnsi" w:hAnsiTheme="minorHAnsi" w:cstheme="minorHAnsi"/>
-                <w:sz w:val="16"/>
-                <w:szCs w:val="16"/>
-              </w:rPr>
-              <w:t>{{Training completion date}}</w:t>
+              <w:t>{{Training Date}}</w:t>
             </w:r>
           </w:p>
         </w:tc>
@@ -1934,7 +1880,7 @@
                 <w:sz w:val="16"/>
                 <w:szCs w:val="16"/>
               </w:rPr>
-              <w:t>NA</w:t>
+              <w:t>1 Year</w:t>
             </w:r>
           </w:p>
         </w:tc>
@@ -2002,12 +1948,7 @@
               </w:rPr>
             </w:pPr>
             <w:r>
-              <w:rPr>
-                <w:rFonts w:asciiTheme="minorHAnsi" w:hAnsiTheme="minorHAnsi" w:cstheme="minorHAnsi"/>
-                <w:sz w:val="16"/>
-                <w:szCs w:val="16"/>
-              </w:rPr>
-              <w:t>{{Training completion date}}</w:t>
+              <w:t>{{Training Date}}</w:t>
             </w:r>
           </w:p>
         </w:tc>
@@ -2096,12 +2037,7 @@
               </w:rPr>
             </w:pPr>
             <w:r>
-              <w:rPr>
-                <w:rFonts w:asciiTheme="minorHAnsi" w:hAnsiTheme="minorHAnsi" w:cstheme="minorHAnsi"/>
-                <w:sz w:val="16"/>
-                <w:szCs w:val="16"/>
-              </w:rPr>
-              <w:t>{{Training completion date}}</w:t>
+              <w:t>{{Training Date}}</w:t>
             </w:r>
           </w:p>
         </w:tc>
@@ -2190,12 +2126,7 @@
               </w:rPr>
             </w:pPr>
             <w:r>
-              <w:rPr>
-                <w:rFonts w:asciiTheme="minorHAnsi" w:hAnsiTheme="minorHAnsi" w:cstheme="minorHAnsi"/>
-                <w:sz w:val="16"/>
-                <w:szCs w:val="16"/>
-              </w:rPr>
-              <w:t>{{Training completion date}}</w:t>
+              <w:t>{{Training Date}}</w:t>
             </w:r>
           </w:p>
         </w:tc>
@@ -2283,12 +2214,7 @@
               </w:rPr>
             </w:pPr>
             <w:r>
-              <w:rPr>
-                <w:rFonts w:asciiTheme="minorHAnsi" w:hAnsiTheme="minorHAnsi" w:cstheme="minorHAnsi"/>
-                <w:sz w:val="16"/>
-                <w:szCs w:val="16"/>
-              </w:rPr>
-              <w:t>{{Training completion date}}</w:t>
+              <w:t>{{Training Date}}</w:t>
             </w:r>
           </w:p>
         </w:tc>
@@ -2376,12 +2302,7 @@
               </w:rPr>
             </w:pPr>
             <w:r>
-              <w:rPr>
-                <w:rFonts w:asciiTheme="minorHAnsi" w:hAnsiTheme="minorHAnsi" w:cstheme="minorHAnsi"/>
-                <w:sz w:val="16"/>
-                <w:szCs w:val="16"/>
-              </w:rPr>
-              <w:t>{{Training completion date}}</w:t>
+              <w:t>{{Training Date}}</w:t>
             </w:r>
           </w:p>
         </w:tc>
@@ -2479,12 +2400,7 @@
               </w:rPr>
             </w:pPr>
             <w:r>
-              <w:rPr>
-                <w:rFonts w:asciiTheme="minorHAnsi" w:hAnsiTheme="minorHAnsi" w:cstheme="minorHAnsi"/>
-                <w:sz w:val="16"/>
-                <w:szCs w:val="16"/>
-              </w:rPr>
-              <w:t>{{Training completion date}}</w:t>
+              <w:t>{{Training Date}}</w:t>
             </w:r>
           </w:p>
         </w:tc>
@@ -2572,12 +2488,7 @@
               </w:rPr>
             </w:pPr>
             <w:r>
-              <w:rPr>
-                <w:rFonts w:asciiTheme="minorHAnsi" w:hAnsiTheme="minorHAnsi" w:cstheme="minorHAnsi"/>
-                <w:sz w:val="16"/>
-                <w:szCs w:val="16"/>
-              </w:rPr>
-              <w:t>{{Training completion date}}</w:t>
+              <w:t>{{Training Date}}</w:t>
             </w:r>
           </w:p>
         </w:tc>
@@ -2675,12 +2586,7 @@
               </w:rPr>
             </w:pPr>
             <w:r>
-              <w:rPr>
-                <w:rFonts w:asciiTheme="minorHAnsi" w:hAnsiTheme="minorHAnsi" w:cstheme="minorHAnsi"/>
-                <w:sz w:val="16"/>
-                <w:szCs w:val="16"/>
-              </w:rPr>
-              <w:t>{{Training completion date}}</w:t>
+              <w:t>{{Training Date}}</w:t>
             </w:r>
           </w:p>
         </w:tc>
@@ -2786,12 +2692,7 @@
               </w:rPr>
             </w:pPr>
             <w:r>
-              <w:rPr>
-                <w:rFonts w:asciiTheme="minorHAnsi" w:hAnsiTheme="minorHAnsi" w:cstheme="minorHAnsi"/>
-                <w:sz w:val="16"/>
-                <w:szCs w:val="16"/>
-              </w:rPr>
-              <w:t>{{Training completion date}}</w:t>
+              <w:t>{{Training Date}}</w:t>
             </w:r>
           </w:p>
         </w:tc>
@@ -2828,7 +2729,7 @@
       <w:tr>
         <w:trPr>
           <w:cantSplit/>
-          <w:trHeight w:val="241"/>
+          <w:trHeight w:val="17"/>
         </w:trPr>
         <w:tc>
           <w:tcPr>
@@ -2879,12 +2780,7 @@
               </w:rPr>
             </w:pPr>
             <w:r>
-              <w:rPr>
-                <w:rFonts w:asciiTheme="minorHAnsi" w:hAnsiTheme="minorHAnsi" w:cstheme="minorHAnsi"/>
-                <w:sz w:val="16"/>
-                <w:szCs w:val="16"/>
-              </w:rPr>
-              <w:t>{{Training completion date}}</w:t>
+              <w:t>{{Training Date}}</w:t>
             </w:r>
           </w:p>
         </w:tc>
@@ -2929,923 +2825,6 @@
         </w:rPr>
       </w:pPr>
     </w:p>
-    <w:tbl>
-      <w:tblPr>
-        <w:tblStyle w:val="TableGrid"/>
-        <w:tblpPr w:leftFromText="180" w:rightFromText="180" w:vertAnchor="text" w:horzAnchor="margin" w:tblpYSpec="top"/>
-        <w:tblW w:w="10484" w:type="dxa"/>
-        <w:tblInd w:w="0" w:type="dxa"/>
-        <w:tblCellMar>
-          <w:top w:w="39" w:type="dxa"/>
-          <w:left w:w="102" w:type="dxa"/>
-        </w:tblCellMar>
-        <w:tblLook w:val="04A0" w:firstRow="1" w:lastRow="0" w:firstColumn="1" w:lastColumn="0" w:noHBand="0" w:noVBand="1"/>
-      </w:tblPr>
-      <w:tblGrid>
-        <w:gridCol w:w="3223"/>
-        <w:gridCol w:w="2243"/>
-        <w:gridCol w:w="5018"/>
-      </w:tblGrid>
-      <w:tr>
-        <w:trPr>
-          <w:cantSplit/>
-          <w:trHeight w:val="518"/>
-        </w:trPr>
-        <w:tc>
-          <w:tcPr>
-            <w:tcW w:w="3223" w:type="dxa"/>
-            <w:tcBorders>
-              <w:top w:val="single" w:sz="4" w:space="0" w:color="000000"/>
-              <w:left w:val="single" w:sz="4" w:space="0" w:color="000000"/>
-              <w:bottom w:val="single" w:sz="4" w:space="0" w:color="000000"/>
-              <w:right w:val="single" w:sz="4" w:space="0" w:color="000000"/>
-            </w:tcBorders>
-            <w:shd w:val="clear" w:color="auto" w:fill="FBE4D5" w:themeFill="accent2" w:themeFillTint="33"/>
-          </w:tcPr>
-          <w:p>
-            <w:pPr>
-              <w:ind w:left="2"/>
-              <w:rPr>
-                <w:rFonts w:asciiTheme="minorHAnsi" w:hAnsiTheme="minorHAnsi" w:cstheme="minorHAnsi"/>
-                <w:b/>
-                <w:bCs/>
-                <w:sz w:val="16"/>
-                <w:szCs w:val="16"/>
-              </w:rPr>
-            </w:pPr>
-            <w:r>
-              <w:rPr>
-                <w:rFonts w:asciiTheme="minorHAnsi" w:hAnsiTheme="minorHAnsi" w:cstheme="minorHAnsi"/>
-                <w:b/>
-                <w:bCs/>
-                <w:sz w:val="16"/>
-                <w:szCs w:val="16"/>
-              </w:rPr>
-              <w:lastRenderedPageBreak/>
-              <w:t xml:space="preserve">4) </w:t>
-            </w:r>
-            <w:r>
-              <w:rPr>
-                <w:rFonts w:asciiTheme="minorHAnsi" w:hAnsiTheme="minorHAnsi" w:cstheme="minorHAnsi"/>
-                <w:b/>
-                <w:bCs/>
-                <w:sz w:val="16"/>
-                <w:szCs w:val="16"/>
-              </w:rPr>
-              <w:t>Medication Training</w:t>
-            </w:r>
-          </w:p>
-          <w:p>
-            <w:pPr>
-              <w:ind w:left="2"/>
-              <w:rPr>
-                <w:rFonts w:asciiTheme="minorHAnsi" w:eastAsia="Times New Roman" w:hAnsiTheme="minorHAnsi" w:cstheme="minorHAnsi"/>
-                <w:sz w:val="16"/>
-                <w:szCs w:val="16"/>
-              </w:rPr>
-            </w:pPr>
-            <w:r>
-              <w:rPr>
-                <w:rFonts w:asciiTheme="minorHAnsi" w:hAnsiTheme="minorHAnsi" w:cstheme="minorHAnsi"/>
-                <w:b/>
-                <w:bCs/>
-                <w:sz w:val="16"/>
-                <w:szCs w:val="16"/>
-              </w:rPr>
-              <w:t>(To be Completed for Seniors &amp; Nurses)</w:t>
-            </w:r>
-          </w:p>
-        </w:tc>
-        <w:tc>
-          <w:tcPr>
-            <w:tcW w:w="2243" w:type="dxa"/>
-            <w:tcBorders>
-              <w:top w:val="single" w:sz="4" w:space="0" w:color="000000"/>
-              <w:left w:val="single" w:sz="4" w:space="0" w:color="000000"/>
-              <w:bottom w:val="single" w:sz="4" w:space="0" w:color="000000"/>
-              <w:right w:val="single" w:sz="4" w:space="0" w:color="000000"/>
-            </w:tcBorders>
-            <w:shd w:val="clear" w:color="auto" w:fill="FBE4D5" w:themeFill="accent2" w:themeFillTint="33"/>
-          </w:tcPr>
-          <w:p>
-            <w:pPr>
-              <w:rPr>
-                <w:rFonts w:asciiTheme="minorHAnsi" w:hAnsiTheme="minorHAnsi" w:cstheme="minorHAnsi"/>
-                <w:sz w:val="16"/>
-                <w:szCs w:val="16"/>
-              </w:rPr>
-            </w:pPr>
-            <w:r>
-              <w:rPr>
-                <w:rFonts w:asciiTheme="minorHAnsi" w:eastAsia="Times New Roman" w:hAnsiTheme="minorHAnsi" w:cstheme="minorHAnsi"/>
-                <w:b/>
-                <w:bCs/>
-                <w:sz w:val="16"/>
-                <w:szCs w:val="16"/>
-              </w:rPr>
-              <w:t xml:space="preserve">Date:                                        </w:t>
-            </w:r>
-          </w:p>
-        </w:tc>
-        <w:tc>
-          <w:tcPr>
-            <w:tcW w:w="5018" w:type="dxa"/>
-            <w:tcBorders>
-              <w:top w:val="single" w:sz="4" w:space="0" w:color="000000"/>
-              <w:left w:val="single" w:sz="4" w:space="0" w:color="000000"/>
-              <w:bottom w:val="single" w:sz="4" w:space="0" w:color="000000"/>
-              <w:right w:val="single" w:sz="4" w:space="0" w:color="000000"/>
-            </w:tcBorders>
-            <w:shd w:val="clear" w:color="auto" w:fill="FBE4D5" w:themeFill="accent2" w:themeFillTint="33"/>
-          </w:tcPr>
-          <w:p>
-            <w:pPr>
-              <w:rPr>
-                <w:rFonts w:asciiTheme="minorHAnsi" w:hAnsiTheme="minorHAnsi" w:cstheme="minorHAnsi"/>
-                <w:sz w:val="16"/>
-                <w:szCs w:val="16"/>
-              </w:rPr>
-            </w:pPr>
-            <w:r>
-              <w:rPr>
-                <w:rFonts w:asciiTheme="minorHAnsi" w:eastAsia="Times New Roman" w:hAnsiTheme="minorHAnsi" w:cstheme="minorHAnsi"/>
-                <w:b/>
-                <w:bCs/>
-                <w:sz w:val="16"/>
-                <w:szCs w:val="16"/>
-              </w:rPr>
-              <w:t>Valid For:</w:t>
-            </w:r>
-          </w:p>
-        </w:tc>
-      </w:tr>
-      <w:tr>
-        <w:trPr>
-          <w:cantSplit/>
-          <w:trHeight w:val="241"/>
-        </w:trPr>
-        <w:tc>
-          <w:tcPr>
-            <w:tcW w:w="3223" w:type="dxa"/>
-            <w:tcBorders>
-              <w:top w:val="single" w:sz="4" w:space="0" w:color="000000"/>
-              <w:left w:val="single" w:sz="4" w:space="0" w:color="000000"/>
-              <w:bottom w:val="single" w:sz="4" w:space="0" w:color="000000"/>
-              <w:right w:val="single" w:sz="4" w:space="0" w:color="000000"/>
-            </w:tcBorders>
-          </w:tcPr>
-          <w:p>
-            <w:pPr>
-              <w:ind w:left="2"/>
-              <w:rPr>
-                <w:rFonts w:asciiTheme="minorHAnsi" w:eastAsia="Times New Roman" w:hAnsiTheme="minorHAnsi" w:cstheme="minorHAnsi"/>
-                <w:sz w:val="16"/>
-                <w:szCs w:val="16"/>
-              </w:rPr>
-            </w:pPr>
-            <w:r>
-              <w:rPr>
-                <w:rFonts w:asciiTheme="minorHAnsi" w:eastAsia="Times New Roman" w:hAnsiTheme="minorHAnsi" w:cstheme="minorHAnsi"/>
-                <w:sz w:val="16"/>
-                <w:szCs w:val="16"/>
-              </w:rPr>
-              <w:t>What Medication Training has the worker completed</w:t>
-            </w:r>
-            <w:r>
-              <w:rPr>
-                <w:rFonts w:asciiTheme="minorHAnsi" w:eastAsia="Times New Roman" w:hAnsiTheme="minorHAnsi" w:cstheme="minorHAnsi"/>
-                <w:sz w:val="16"/>
-                <w:szCs w:val="16"/>
-              </w:rPr>
-              <w:t>?</w:t>
-            </w:r>
-          </w:p>
-          <w:p>
-            <w:pPr>
-              <w:pStyle w:val="ListParagraph"/>
-              <w:ind w:left="0"/>
-              <w:rPr>
-                <w:rFonts w:asciiTheme="minorHAnsi" w:eastAsia="Times New Roman" w:hAnsiTheme="minorHAnsi" w:cstheme="minorHAnsi"/>
-                <w:color w:val="EE0000"/>
-                <w:sz w:val="16"/>
-                <w:szCs w:val="16"/>
-              </w:rPr>
-            </w:pPr>
-            <w:r>
-              <w:rPr>
-                <w:rFonts w:asciiTheme="minorHAnsi" w:eastAsia="Times New Roman" w:hAnsiTheme="minorHAnsi" w:cstheme="minorHAnsi"/>
-                <w:color w:val="EE0000"/>
-                <w:sz w:val="16"/>
-                <w:szCs w:val="16"/>
-              </w:rPr>
-              <w:t>_____________</w:t>
-            </w:r>
-          </w:p>
-          <w:p>
-            <w:pPr>
-              <w:ind w:left="2"/>
-              <w:rPr>
-                <w:rFonts w:asciiTheme="minorHAnsi" w:hAnsiTheme="minorHAnsi" w:cstheme="minorHAnsi"/>
-                <w:sz w:val="16"/>
-                <w:szCs w:val="16"/>
-              </w:rPr>
-            </w:pPr>
-          </w:p>
-        </w:tc>
-        <w:tc>
-          <w:tcPr>
-            <w:tcW w:w="2243" w:type="dxa"/>
-            <w:tcBorders>
-              <w:top w:val="single" w:sz="4" w:space="0" w:color="000000"/>
-              <w:left w:val="single" w:sz="4" w:space="0" w:color="000000"/>
-              <w:bottom w:val="single" w:sz="4" w:space="0" w:color="000000"/>
-              <w:right w:val="single" w:sz="4" w:space="0" w:color="000000"/>
-            </w:tcBorders>
-          </w:tcPr>
-          <w:p>
-            <w:pPr>
-              <w:ind w:left="1"/>
-              <w:rPr>
-                <w:rFonts w:asciiTheme="minorHAnsi" w:hAnsiTheme="minorHAnsi" w:cstheme="minorHAnsi"/>
-                <w:sz w:val="16"/>
-                <w:szCs w:val="16"/>
-              </w:rPr>
-            </w:pPr>
-          </w:p>
-        </w:tc>
-        <w:tc>
-          <w:tcPr>
-            <w:tcW w:w="5018" w:type="dxa"/>
-            <w:tcBorders>
-              <w:top w:val="single" w:sz="4" w:space="0" w:color="000000"/>
-              <w:left w:val="single" w:sz="4" w:space="0" w:color="000000"/>
-              <w:bottom w:val="single" w:sz="4" w:space="0" w:color="000000"/>
-              <w:right w:val="single" w:sz="4" w:space="0" w:color="000000"/>
-            </w:tcBorders>
-          </w:tcPr>
-          <w:p>
-            <w:pPr>
-              <w:rPr>
-                <w:rFonts w:asciiTheme="minorHAnsi" w:hAnsiTheme="minorHAnsi" w:cstheme="minorHAnsi"/>
-                <w:sz w:val="16"/>
-                <w:szCs w:val="16"/>
-              </w:rPr>
-            </w:pPr>
-          </w:p>
-        </w:tc>
-      </w:tr>
-      <w:tr>
-        <w:trPr>
-          <w:cantSplit/>
-          <w:trHeight w:val="241"/>
-        </w:trPr>
-        <w:tc>
-          <w:tcPr>
-            <w:tcW w:w="3223" w:type="dxa"/>
-            <w:tcBorders>
-              <w:top w:val="single" w:sz="4" w:space="0" w:color="000000"/>
-              <w:left w:val="single" w:sz="4" w:space="0" w:color="000000"/>
-              <w:bottom w:val="single" w:sz="4" w:space="0" w:color="000000"/>
-              <w:right w:val="single" w:sz="4" w:space="0" w:color="000000"/>
-            </w:tcBorders>
-          </w:tcPr>
-          <w:p>
-            <w:pPr>
-              <w:pStyle w:val="ListParagraph"/>
-              <w:ind w:left="0"/>
-              <w:rPr>
-                <w:rFonts w:asciiTheme="minorHAnsi" w:eastAsia="Times New Roman" w:hAnsiTheme="minorHAnsi" w:cstheme="minorHAnsi"/>
-                <w:sz w:val="16"/>
-                <w:szCs w:val="16"/>
-              </w:rPr>
-            </w:pPr>
-            <w:r>
-              <w:rPr>
-                <w:rFonts w:asciiTheme="minorHAnsi" w:eastAsia="Times New Roman" w:hAnsiTheme="minorHAnsi" w:cstheme="minorHAnsi"/>
-                <w:sz w:val="16"/>
-                <w:szCs w:val="16"/>
-              </w:rPr>
-              <w:t>What practical experience does the worker have?</w:t>
-            </w:r>
-          </w:p>
-          <w:p>
-            <w:pPr>
-              <w:pStyle w:val="ListParagraph"/>
-              <w:ind w:left="0"/>
-              <w:rPr>
-                <w:rFonts w:asciiTheme="minorHAnsi" w:eastAsia="Times New Roman" w:hAnsiTheme="minorHAnsi" w:cstheme="minorHAnsi"/>
-                <w:color w:val="EE0000"/>
-                <w:sz w:val="16"/>
-                <w:szCs w:val="16"/>
-              </w:rPr>
-            </w:pPr>
-            <w:r>
-              <w:rPr>
-                <w:rFonts w:asciiTheme="minorHAnsi" w:eastAsia="Times New Roman" w:hAnsiTheme="minorHAnsi" w:cstheme="minorHAnsi"/>
-                <w:color w:val="EE0000"/>
-                <w:sz w:val="16"/>
-                <w:szCs w:val="16"/>
-              </w:rPr>
-              <w:t>_____________</w:t>
-            </w:r>
-          </w:p>
-          <w:p>
-            <w:pPr>
-              <w:pStyle w:val="ListParagraph"/>
-              <w:ind w:left="0"/>
-              <w:rPr>
-                <w:rFonts w:asciiTheme="minorHAnsi" w:eastAsia="Times New Roman" w:hAnsiTheme="minorHAnsi" w:cstheme="minorHAnsi"/>
-                <w:sz w:val="16"/>
-                <w:szCs w:val="16"/>
-              </w:rPr>
-            </w:pPr>
-          </w:p>
-        </w:tc>
-        <w:tc>
-          <w:tcPr>
-            <w:tcW w:w="2243" w:type="dxa"/>
-            <w:tcBorders>
-              <w:top w:val="single" w:sz="4" w:space="0" w:color="000000"/>
-              <w:left w:val="single" w:sz="4" w:space="0" w:color="000000"/>
-              <w:bottom w:val="single" w:sz="4" w:space="0" w:color="000000"/>
-              <w:right w:val="single" w:sz="4" w:space="0" w:color="000000"/>
-            </w:tcBorders>
-          </w:tcPr>
-          <w:p>
-            <w:pPr>
-              <w:ind w:left="1"/>
-              <w:rPr>
-                <w:rFonts w:asciiTheme="minorHAnsi" w:hAnsiTheme="minorHAnsi" w:cstheme="minorHAnsi"/>
-                <w:sz w:val="16"/>
-                <w:szCs w:val="16"/>
-              </w:rPr>
-            </w:pPr>
-          </w:p>
-        </w:tc>
-        <w:tc>
-          <w:tcPr>
-            <w:tcW w:w="5018" w:type="dxa"/>
-            <w:tcBorders>
-              <w:top w:val="single" w:sz="4" w:space="0" w:color="000000"/>
-              <w:left w:val="single" w:sz="4" w:space="0" w:color="000000"/>
-              <w:bottom w:val="single" w:sz="4" w:space="0" w:color="000000"/>
-              <w:right w:val="single" w:sz="4" w:space="0" w:color="000000"/>
-            </w:tcBorders>
-          </w:tcPr>
-          <w:p>
-            <w:pPr>
-              <w:rPr>
-                <w:rFonts w:asciiTheme="minorHAnsi" w:hAnsiTheme="minorHAnsi" w:cstheme="minorHAnsi"/>
-                <w:sz w:val="16"/>
-                <w:szCs w:val="16"/>
-              </w:rPr>
-            </w:pPr>
-          </w:p>
-        </w:tc>
-      </w:tr>
-      <w:tr>
-        <w:trPr>
-          <w:cantSplit/>
-          <w:trHeight w:val="241"/>
-        </w:trPr>
-        <w:tc>
-          <w:tcPr>
-            <w:tcW w:w="3223" w:type="dxa"/>
-            <w:tcBorders>
-              <w:top w:val="single" w:sz="4" w:space="0" w:color="000000"/>
-              <w:left w:val="single" w:sz="4" w:space="0" w:color="000000"/>
-              <w:bottom w:val="single" w:sz="4" w:space="0" w:color="000000"/>
-              <w:right w:val="single" w:sz="4" w:space="0" w:color="000000"/>
-            </w:tcBorders>
-          </w:tcPr>
-          <w:p>
-            <w:pPr>
-              <w:pStyle w:val="ListParagraph"/>
-              <w:ind w:left="0"/>
-              <w:rPr>
-                <w:rFonts w:asciiTheme="minorHAnsi" w:eastAsia="Times New Roman" w:hAnsiTheme="minorHAnsi" w:cstheme="minorHAnsi"/>
-                <w:sz w:val="16"/>
-                <w:szCs w:val="16"/>
-              </w:rPr>
-            </w:pPr>
-            <w:r>
-              <w:rPr>
-                <w:rFonts w:asciiTheme="minorHAnsi" w:eastAsia="Times New Roman" w:hAnsiTheme="minorHAnsi" w:cstheme="minorHAnsi"/>
-                <w:sz w:val="16"/>
-                <w:szCs w:val="16"/>
-              </w:rPr>
-              <w:t>Has the worker had any incidents recorded against them in the past 12 months?</w:t>
-            </w:r>
-          </w:p>
-          <w:p>
-            <w:pPr>
-              <w:pStyle w:val="ListParagraph"/>
-              <w:ind w:left="0"/>
-              <w:rPr>
-                <w:rFonts w:asciiTheme="minorHAnsi" w:eastAsia="Times New Roman" w:hAnsiTheme="minorHAnsi" w:cstheme="minorHAnsi"/>
-                <w:color w:val="EE0000"/>
-                <w:sz w:val="16"/>
-                <w:szCs w:val="16"/>
-              </w:rPr>
-            </w:pPr>
-            <w:r>
-              <w:rPr>
-                <w:rFonts w:asciiTheme="minorHAnsi" w:eastAsia="Times New Roman" w:hAnsiTheme="minorHAnsi" w:cstheme="minorHAnsi"/>
-                <w:color w:val="EE0000"/>
-                <w:sz w:val="16"/>
-                <w:szCs w:val="16"/>
-              </w:rPr>
-              <w:t>_____________</w:t>
-            </w:r>
-          </w:p>
-          <w:p>
-            <w:pPr>
-              <w:pStyle w:val="ListParagraph"/>
-              <w:ind w:left="0"/>
-              <w:rPr>
-                <w:rFonts w:asciiTheme="minorHAnsi" w:eastAsia="Times New Roman" w:hAnsiTheme="minorHAnsi" w:cstheme="minorHAnsi"/>
-                <w:sz w:val="16"/>
-                <w:szCs w:val="16"/>
-              </w:rPr>
-            </w:pPr>
-          </w:p>
-        </w:tc>
-        <w:tc>
-          <w:tcPr>
-            <w:tcW w:w="2243" w:type="dxa"/>
-            <w:tcBorders>
-              <w:top w:val="single" w:sz="4" w:space="0" w:color="000000"/>
-              <w:left w:val="single" w:sz="4" w:space="0" w:color="000000"/>
-              <w:bottom w:val="single" w:sz="4" w:space="0" w:color="000000"/>
-              <w:right w:val="single" w:sz="4" w:space="0" w:color="000000"/>
-            </w:tcBorders>
-          </w:tcPr>
-          <w:p>
-            <w:pPr>
-              <w:rPr>
-                <w:rFonts w:asciiTheme="minorHAnsi" w:hAnsiTheme="minorHAnsi" w:cstheme="minorHAnsi"/>
-                <w:sz w:val="16"/>
-                <w:szCs w:val="16"/>
-              </w:rPr>
-            </w:pPr>
-          </w:p>
-        </w:tc>
-        <w:tc>
-          <w:tcPr>
-            <w:tcW w:w="5018" w:type="dxa"/>
-            <w:tcBorders>
-              <w:top w:val="single" w:sz="4" w:space="0" w:color="000000"/>
-              <w:left w:val="single" w:sz="4" w:space="0" w:color="000000"/>
-              <w:bottom w:val="single" w:sz="4" w:space="0" w:color="000000"/>
-              <w:right w:val="single" w:sz="4" w:space="0" w:color="000000"/>
-            </w:tcBorders>
-          </w:tcPr>
-          <w:p>
-            <w:pPr>
-              <w:rPr>
-                <w:rFonts w:asciiTheme="minorHAnsi" w:hAnsiTheme="minorHAnsi" w:cstheme="minorHAnsi"/>
-                <w:sz w:val="16"/>
-                <w:szCs w:val="16"/>
-              </w:rPr>
-            </w:pPr>
-          </w:p>
-        </w:tc>
-      </w:tr>
-      <w:tr>
-        <w:trPr>
-          <w:cantSplit/>
-          <w:trHeight w:val="241"/>
-        </w:trPr>
-        <w:tc>
-          <w:tcPr>
-            <w:tcW w:w="3223" w:type="dxa"/>
-            <w:tcBorders>
-              <w:top w:val="single" w:sz="4" w:space="0" w:color="000000"/>
-              <w:left w:val="single" w:sz="4" w:space="0" w:color="000000"/>
-              <w:bottom w:val="single" w:sz="4" w:space="0" w:color="000000"/>
-              <w:right w:val="single" w:sz="4" w:space="0" w:color="000000"/>
-            </w:tcBorders>
-          </w:tcPr>
-          <w:p>
-            <w:pPr>
-              <w:rPr>
-                <w:rFonts w:asciiTheme="minorHAnsi" w:eastAsia="Times New Roman" w:hAnsiTheme="minorHAnsi" w:cstheme="minorHAnsi"/>
-                <w:sz w:val="16"/>
-                <w:szCs w:val="16"/>
-              </w:rPr>
-            </w:pPr>
-            <w:r>
-              <w:rPr>
-                <w:rFonts w:asciiTheme="minorHAnsi" w:eastAsia="Times New Roman" w:hAnsiTheme="minorHAnsi" w:cstheme="minorHAnsi"/>
-                <w:sz w:val="16"/>
-                <w:szCs w:val="16"/>
-              </w:rPr>
-              <w:t xml:space="preserve">Did the workers Medication Training </w:t>
-            </w:r>
-            <w:r>
-              <w:rPr>
-                <w:rFonts w:asciiTheme="minorHAnsi" w:eastAsia="Times New Roman" w:hAnsiTheme="minorHAnsi" w:cstheme="minorHAnsi"/>
-                <w:sz w:val="16"/>
-                <w:szCs w:val="16"/>
-              </w:rPr>
-              <w:t>include the “7 Rs of medication administration”?</w:t>
-            </w:r>
-          </w:p>
-          <w:p>
-            <w:pPr>
-              <w:pStyle w:val="ListParagraph"/>
-              <w:ind w:left="0"/>
-              <w:rPr>
-                <w:rFonts w:asciiTheme="minorHAnsi" w:eastAsia="Times New Roman" w:hAnsiTheme="minorHAnsi" w:cstheme="minorHAnsi"/>
-                <w:color w:val="EE0000"/>
-                <w:sz w:val="16"/>
-                <w:szCs w:val="16"/>
-              </w:rPr>
-            </w:pPr>
-            <w:r>
-              <w:rPr>
-                <w:rFonts w:asciiTheme="minorHAnsi" w:eastAsia="Times New Roman" w:hAnsiTheme="minorHAnsi" w:cstheme="minorHAnsi"/>
-                <w:sz w:val="16"/>
-                <w:szCs w:val="16"/>
-              </w:rPr>
-              <w:t xml:space="preserve"> </w:t>
-            </w:r>
-            <w:r>
-              <w:rPr>
-                <w:rFonts w:asciiTheme="minorHAnsi" w:eastAsia="Times New Roman" w:hAnsiTheme="minorHAnsi" w:cstheme="minorHAnsi"/>
-                <w:color w:val="EE0000"/>
-                <w:sz w:val="16"/>
-                <w:szCs w:val="16"/>
-              </w:rPr>
-              <w:t>_____________</w:t>
-            </w:r>
-          </w:p>
-          <w:p>
-            <w:pPr>
-              <w:rPr>
-                <w:rFonts w:asciiTheme="minorHAnsi" w:eastAsia="Times New Roman" w:hAnsiTheme="minorHAnsi" w:cstheme="minorHAnsi"/>
-                <w:sz w:val="16"/>
-                <w:szCs w:val="16"/>
-              </w:rPr>
-            </w:pPr>
-          </w:p>
-        </w:tc>
-        <w:tc>
-          <w:tcPr>
-            <w:tcW w:w="2243" w:type="dxa"/>
-            <w:tcBorders>
-              <w:top w:val="single" w:sz="4" w:space="0" w:color="000000"/>
-              <w:left w:val="single" w:sz="4" w:space="0" w:color="000000"/>
-              <w:bottom w:val="single" w:sz="4" w:space="0" w:color="000000"/>
-              <w:right w:val="single" w:sz="4" w:space="0" w:color="000000"/>
-            </w:tcBorders>
-          </w:tcPr>
-          <w:p>
-            <w:pPr>
-              <w:rPr>
-                <w:rFonts w:asciiTheme="minorHAnsi" w:hAnsiTheme="minorHAnsi" w:cstheme="minorHAnsi"/>
-                <w:sz w:val="16"/>
-                <w:szCs w:val="16"/>
-              </w:rPr>
-            </w:pPr>
-          </w:p>
-        </w:tc>
-        <w:tc>
-          <w:tcPr>
-            <w:tcW w:w="5018" w:type="dxa"/>
-            <w:tcBorders>
-              <w:top w:val="single" w:sz="4" w:space="0" w:color="000000"/>
-              <w:left w:val="single" w:sz="4" w:space="0" w:color="000000"/>
-              <w:bottom w:val="single" w:sz="4" w:space="0" w:color="000000"/>
-              <w:right w:val="single" w:sz="4" w:space="0" w:color="000000"/>
-            </w:tcBorders>
-          </w:tcPr>
-          <w:p>
-            <w:pPr>
-              <w:rPr>
-                <w:rFonts w:asciiTheme="minorHAnsi" w:hAnsiTheme="minorHAnsi" w:cstheme="minorHAnsi"/>
-                <w:sz w:val="16"/>
-                <w:szCs w:val="16"/>
-              </w:rPr>
-            </w:pPr>
-          </w:p>
-        </w:tc>
-      </w:tr>
-      <w:tr>
-        <w:trPr>
-          <w:cantSplit/>
-          <w:trHeight w:val="241"/>
-        </w:trPr>
-        <w:tc>
-          <w:tcPr>
-            <w:tcW w:w="3223" w:type="dxa"/>
-            <w:tcBorders>
-              <w:top w:val="single" w:sz="4" w:space="0" w:color="000000"/>
-              <w:left w:val="single" w:sz="4" w:space="0" w:color="000000"/>
-              <w:bottom w:val="single" w:sz="4" w:space="0" w:color="000000"/>
-              <w:right w:val="single" w:sz="4" w:space="0" w:color="000000"/>
-            </w:tcBorders>
-          </w:tcPr>
-          <w:p>
-            <w:pPr>
-              <w:ind w:left="2"/>
-              <w:rPr>
-                <w:rFonts w:asciiTheme="minorHAnsi" w:eastAsia="Times New Roman" w:hAnsiTheme="minorHAnsi" w:cstheme="minorHAnsi"/>
-                <w:sz w:val="16"/>
-                <w:szCs w:val="16"/>
-              </w:rPr>
-            </w:pPr>
-            <w:r>
-              <w:rPr>
-                <w:rFonts w:asciiTheme="minorHAnsi" w:eastAsia="Times New Roman" w:hAnsiTheme="minorHAnsi" w:cstheme="minorHAnsi"/>
-                <w:sz w:val="16"/>
-                <w:szCs w:val="16"/>
-              </w:rPr>
-              <w:t>Does the workers training cover all key areas (administration, recordkeeping, etc.)?</w:t>
-            </w:r>
-          </w:p>
-          <w:p>
-            <w:pPr>
-              <w:ind w:left="2"/>
-              <w:rPr>
-                <w:rFonts w:asciiTheme="minorHAnsi" w:eastAsia="Times New Roman" w:hAnsiTheme="minorHAnsi" w:cstheme="minorHAnsi"/>
-                <w:color w:val="EE0000"/>
-                <w:sz w:val="16"/>
-                <w:szCs w:val="16"/>
-              </w:rPr>
-            </w:pPr>
-            <w:r>
-              <w:rPr>
-                <w:rFonts w:asciiTheme="minorHAnsi" w:eastAsia="Times New Roman" w:hAnsiTheme="minorHAnsi" w:cstheme="minorHAnsi"/>
-                <w:color w:val="EE0000"/>
-                <w:sz w:val="16"/>
-                <w:szCs w:val="16"/>
-              </w:rPr>
-              <w:t>_____________</w:t>
-            </w:r>
-          </w:p>
-          <w:p>
-            <w:pPr>
-              <w:ind w:left="2"/>
-              <w:rPr>
-                <w:rFonts w:asciiTheme="minorHAnsi" w:hAnsiTheme="minorHAnsi" w:cstheme="minorHAnsi"/>
-                <w:sz w:val="16"/>
-                <w:szCs w:val="16"/>
-              </w:rPr>
-            </w:pPr>
-          </w:p>
-        </w:tc>
-        <w:tc>
-          <w:tcPr>
-            <w:tcW w:w="2243" w:type="dxa"/>
-            <w:tcBorders>
-              <w:top w:val="single" w:sz="4" w:space="0" w:color="000000"/>
-              <w:left w:val="single" w:sz="4" w:space="0" w:color="000000"/>
-              <w:bottom w:val="single" w:sz="4" w:space="0" w:color="000000"/>
-              <w:right w:val="single" w:sz="4" w:space="0" w:color="000000"/>
-            </w:tcBorders>
-          </w:tcPr>
-          <w:p>
-            <w:pPr>
-              <w:rPr>
-                <w:rFonts w:asciiTheme="minorHAnsi" w:hAnsiTheme="minorHAnsi" w:cstheme="minorHAnsi"/>
-                <w:sz w:val="16"/>
-                <w:szCs w:val="16"/>
-              </w:rPr>
-            </w:pPr>
-          </w:p>
-        </w:tc>
-        <w:tc>
-          <w:tcPr>
-            <w:tcW w:w="5018" w:type="dxa"/>
-            <w:tcBorders>
-              <w:top w:val="single" w:sz="4" w:space="0" w:color="000000"/>
-              <w:left w:val="single" w:sz="4" w:space="0" w:color="000000"/>
-              <w:bottom w:val="single" w:sz="4" w:space="0" w:color="000000"/>
-              <w:right w:val="single" w:sz="4" w:space="0" w:color="000000"/>
-            </w:tcBorders>
-          </w:tcPr>
-          <w:p>
-            <w:pPr>
-              <w:rPr>
-                <w:rFonts w:asciiTheme="minorHAnsi" w:hAnsiTheme="minorHAnsi" w:cstheme="minorHAnsi"/>
-                <w:sz w:val="16"/>
-                <w:szCs w:val="16"/>
-              </w:rPr>
-            </w:pPr>
-          </w:p>
-        </w:tc>
-      </w:tr>
-      <w:tr>
-        <w:trPr>
-          <w:cantSplit/>
-          <w:trHeight w:val="241"/>
-        </w:trPr>
-        <w:tc>
-          <w:tcPr>
-            <w:tcW w:w="3223" w:type="dxa"/>
-            <w:tcBorders>
-              <w:top w:val="single" w:sz="4" w:space="0" w:color="000000"/>
-              <w:left w:val="single" w:sz="4" w:space="0" w:color="000000"/>
-              <w:bottom w:val="single" w:sz="4" w:space="0" w:color="000000"/>
-              <w:right w:val="single" w:sz="4" w:space="0" w:color="000000"/>
-            </w:tcBorders>
-          </w:tcPr>
-          <w:p>
-            <w:pPr>
-              <w:ind w:left="2"/>
-              <w:rPr>
-                <w:rFonts w:asciiTheme="minorHAnsi" w:hAnsiTheme="minorHAnsi" w:cstheme="minorHAnsi"/>
-                <w:sz w:val="16"/>
-                <w:szCs w:val="16"/>
-              </w:rPr>
-            </w:pPr>
-            <w:r>
-              <w:rPr>
-                <w:rFonts w:asciiTheme="minorHAnsi" w:hAnsiTheme="minorHAnsi" w:cstheme="minorHAnsi"/>
-                <w:sz w:val="16"/>
-                <w:szCs w:val="16"/>
-              </w:rPr>
-              <w:t>Does the workers training include both theoretical knowledge and practical skills?</w:t>
-            </w:r>
-          </w:p>
-          <w:p>
-            <w:pPr>
-              <w:ind w:left="2"/>
-              <w:rPr>
-                <w:rFonts w:asciiTheme="minorHAnsi" w:eastAsia="Times New Roman" w:hAnsiTheme="minorHAnsi" w:cstheme="minorHAnsi"/>
-                <w:color w:val="EE0000"/>
-                <w:sz w:val="16"/>
-                <w:szCs w:val="16"/>
-              </w:rPr>
-            </w:pPr>
-            <w:r>
-              <w:rPr>
-                <w:rFonts w:asciiTheme="minorHAnsi" w:eastAsia="Times New Roman" w:hAnsiTheme="minorHAnsi" w:cstheme="minorHAnsi"/>
-                <w:color w:val="EE0000"/>
-                <w:sz w:val="16"/>
-                <w:szCs w:val="16"/>
-              </w:rPr>
-              <w:t>_____________</w:t>
-            </w:r>
-          </w:p>
-          <w:p>
-            <w:pPr>
-              <w:ind w:left="2"/>
-              <w:rPr>
-                <w:rFonts w:asciiTheme="minorHAnsi" w:hAnsiTheme="minorHAnsi" w:cstheme="minorHAnsi"/>
-                <w:sz w:val="16"/>
-                <w:szCs w:val="16"/>
-              </w:rPr>
-            </w:pPr>
-          </w:p>
-        </w:tc>
-        <w:tc>
-          <w:tcPr>
-            <w:tcW w:w="2243" w:type="dxa"/>
-            <w:tcBorders>
-              <w:top w:val="single" w:sz="4" w:space="0" w:color="000000"/>
-              <w:left w:val="single" w:sz="4" w:space="0" w:color="000000"/>
-              <w:bottom w:val="single" w:sz="4" w:space="0" w:color="000000"/>
-              <w:right w:val="single" w:sz="4" w:space="0" w:color="000000"/>
-            </w:tcBorders>
-          </w:tcPr>
-          <w:p>
-            <w:pPr>
-              <w:rPr>
-                <w:rFonts w:asciiTheme="minorHAnsi" w:hAnsiTheme="minorHAnsi" w:cstheme="minorHAnsi"/>
-                <w:sz w:val="16"/>
-                <w:szCs w:val="16"/>
-              </w:rPr>
-            </w:pPr>
-          </w:p>
-        </w:tc>
-        <w:tc>
-          <w:tcPr>
-            <w:tcW w:w="5018" w:type="dxa"/>
-            <w:tcBorders>
-              <w:top w:val="single" w:sz="4" w:space="0" w:color="000000"/>
-              <w:left w:val="single" w:sz="4" w:space="0" w:color="000000"/>
-              <w:bottom w:val="single" w:sz="4" w:space="0" w:color="000000"/>
-              <w:right w:val="single" w:sz="4" w:space="0" w:color="000000"/>
-            </w:tcBorders>
-          </w:tcPr>
-          <w:p>
-            <w:pPr>
-              <w:rPr>
-                <w:rFonts w:asciiTheme="minorHAnsi" w:hAnsiTheme="minorHAnsi" w:cstheme="minorHAnsi"/>
-                <w:sz w:val="16"/>
-                <w:szCs w:val="16"/>
-              </w:rPr>
-            </w:pPr>
-          </w:p>
-        </w:tc>
-      </w:tr>
-      <w:tr>
-        <w:trPr>
-          <w:cantSplit/>
-          <w:trHeight w:val="241"/>
-        </w:trPr>
-        <w:tc>
-          <w:tcPr>
-            <w:tcW w:w="3223" w:type="dxa"/>
-            <w:tcBorders>
-              <w:top w:val="single" w:sz="4" w:space="0" w:color="000000"/>
-              <w:left w:val="single" w:sz="4" w:space="0" w:color="000000"/>
-              <w:bottom w:val="single" w:sz="4" w:space="0" w:color="000000"/>
-              <w:right w:val="single" w:sz="4" w:space="0" w:color="000000"/>
-            </w:tcBorders>
-          </w:tcPr>
-          <w:p>
-            <w:pPr>
-              <w:ind w:left="2"/>
-              <w:rPr>
-                <w:rFonts w:asciiTheme="minorHAnsi" w:hAnsiTheme="minorHAnsi" w:cstheme="minorHAnsi"/>
-                <w:sz w:val="16"/>
-                <w:szCs w:val="16"/>
-              </w:rPr>
-            </w:pPr>
-            <w:r>
-              <w:rPr>
-                <w:rFonts w:asciiTheme="minorHAnsi" w:hAnsiTheme="minorHAnsi" w:cstheme="minorHAnsi"/>
-                <w:sz w:val="16"/>
-                <w:szCs w:val="16"/>
-              </w:rPr>
-              <w:t>Does the worker feel confident to ask questions and take responsibility?</w:t>
-            </w:r>
-          </w:p>
-          <w:p>
-            <w:pPr>
-              <w:ind w:left="2"/>
-              <w:rPr>
-                <w:rFonts w:asciiTheme="minorHAnsi" w:eastAsia="Times New Roman" w:hAnsiTheme="minorHAnsi" w:cstheme="minorHAnsi"/>
-                <w:color w:val="EE0000"/>
-                <w:sz w:val="16"/>
-                <w:szCs w:val="16"/>
-              </w:rPr>
-            </w:pPr>
-            <w:r>
-              <w:rPr>
-                <w:rFonts w:asciiTheme="minorHAnsi" w:eastAsia="Times New Roman" w:hAnsiTheme="minorHAnsi" w:cstheme="minorHAnsi"/>
-                <w:color w:val="EE0000"/>
-                <w:sz w:val="16"/>
-                <w:szCs w:val="16"/>
-              </w:rPr>
-              <w:t>_____________</w:t>
-            </w:r>
-          </w:p>
-          <w:p>
-            <w:pPr>
-              <w:rPr>
-                <w:rFonts w:asciiTheme="minorHAnsi" w:hAnsiTheme="minorHAnsi" w:cstheme="minorHAnsi"/>
-                <w:sz w:val="16"/>
-                <w:szCs w:val="16"/>
-              </w:rPr>
-            </w:pPr>
-          </w:p>
-        </w:tc>
-        <w:tc>
-          <w:tcPr>
-            <w:tcW w:w="2243" w:type="dxa"/>
-            <w:tcBorders>
-              <w:top w:val="single" w:sz="4" w:space="0" w:color="000000"/>
-              <w:left w:val="single" w:sz="4" w:space="0" w:color="000000"/>
-              <w:bottom w:val="single" w:sz="4" w:space="0" w:color="000000"/>
-              <w:right w:val="single" w:sz="4" w:space="0" w:color="000000"/>
-            </w:tcBorders>
-          </w:tcPr>
-          <w:p>
-            <w:pPr>
-              <w:rPr>
-                <w:rFonts w:asciiTheme="minorHAnsi" w:hAnsiTheme="minorHAnsi" w:cstheme="minorHAnsi"/>
-                <w:sz w:val="16"/>
-                <w:szCs w:val="16"/>
-              </w:rPr>
-            </w:pPr>
-          </w:p>
-        </w:tc>
-        <w:tc>
-          <w:tcPr>
-            <w:tcW w:w="5018" w:type="dxa"/>
-            <w:tcBorders>
-              <w:top w:val="single" w:sz="4" w:space="0" w:color="000000"/>
-              <w:left w:val="single" w:sz="4" w:space="0" w:color="000000"/>
-              <w:bottom w:val="single" w:sz="4" w:space="0" w:color="000000"/>
-              <w:right w:val="single" w:sz="4" w:space="0" w:color="000000"/>
-            </w:tcBorders>
-          </w:tcPr>
-          <w:p>
-            <w:pPr>
-              <w:rPr>
-                <w:rFonts w:asciiTheme="minorHAnsi" w:hAnsiTheme="minorHAnsi" w:cstheme="minorHAnsi"/>
-                <w:sz w:val="16"/>
-                <w:szCs w:val="16"/>
-              </w:rPr>
-            </w:pPr>
-          </w:p>
-        </w:tc>
-      </w:tr>
-    </w:tbl>
     <w:p>
       <w:pPr>
         <w:spacing w:after="0"/>
@@ -4071,7 +3050,7 @@
                 <w:sz w:val="16"/>
                 <w:szCs w:val="16"/>
               </w:rPr>
-              <w:t>{{Yes/No}}</w:t>
+              <w:t>NA</w:t>
             </w:r>
           </w:p>
         </w:tc>
@@ -4154,7 +3133,7 @@
                 <w:sz w:val="16"/>
                 <w:szCs w:val="16"/>
               </w:rPr>
-              <w:t>{{Yes/No}}</w:t>
+              <w:t>NA</w:t>
             </w:r>
           </w:p>
         </w:tc>
@@ -4229,7 +3208,7 @@
                 <w:sz w:val="16"/>
                 <w:szCs w:val="16"/>
               </w:rPr>
-              <w:t>{{Yes/No}}</w:t>
+              <w:t>NA</w:t>
             </w:r>
           </w:p>
         </w:tc>
@@ -4304,7 +3283,7 @@
                 <w:sz w:val="16"/>
                 <w:szCs w:val="16"/>
               </w:rPr>
-              <w:t>{{Yes/No}}</w:t>
+              <w:t>NA</w:t>
             </w:r>
           </w:p>
         </w:tc>
@@ -4378,7 +3357,7 @@
                 <w:sz w:val="16"/>
                 <w:szCs w:val="16"/>
               </w:rPr>
-              <w:t>{{Yes/No}}</w:t>
+              <w:t>NA</w:t>
             </w:r>
           </w:p>
         </w:tc>
@@ -4453,7 +3432,7 @@
                 <w:sz w:val="16"/>
                 <w:szCs w:val="16"/>
               </w:rPr>
-              <w:t>{{Yes/No}}</w:t>
+              <w:t>NA</w:t>
             </w:r>
           </w:p>
         </w:tc>
@@ -4754,6 +3733,7 @@
                 <w:sz w:val="16"/>
                 <w:szCs w:val="16"/>
               </w:rPr>
+              <w:lastRenderedPageBreak/>
               <w:t>Omni Healthcare</w:t>
             </w:r>
           </w:p>
@@ -4782,7 +3762,7 @@
                 <w:sz w:val="16"/>
                 <w:szCs w:val="16"/>
               </w:rPr>
-              <w:t>Dhaval Acharya</w:t>
+              <w:t>{{Form Completed By}}</w:t>
             </w:r>
           </w:p>
         </w:tc>
@@ -4811,7 +3791,7 @@
                 <w:sz w:val="16"/>
                 <w:szCs w:val="16"/>
               </w:rPr>
-              <w:t>{{Today’s date}}</w:t>
+              <w:t>{{Today's Date}}</w:t>
             </w:r>
           </w:p>
         </w:tc>
@@ -6063,26 +5043,10 @@
 </file>
 
 <file path=customXml/item1.xml><?xml version="1.0" encoding="utf-8"?>
-<p:properties xmlns:p="http://schemas.microsoft.com/office/2006/metadata/properties" xmlns:xsi="http://www.w3.org/2001/XMLSchema-instance" xmlns:pc="http://schemas.microsoft.com/office/infopath/2007/PartnerControls">
-  <documentManagement>
-    <lcf76f155ced4ddcb4097134ff3c332f xmlns="feecd726-f7df-475c-8679-8678ca7cb149">
-      <Terms xmlns="http://schemas.microsoft.com/office/infopath/2007/PartnerControls"/>
-    </lcf76f155ced4ddcb4097134ff3c332f>
-    <TaxCatchAll xmlns="9e0f7ac9-4631-486e-b7fb-a7ba40187c75" xsi:nil="true"/>
-  </documentManagement>
-</p:properties>
+<b:Sources xmlns:b="http://schemas.openxmlformats.org/officeDocument/2006/bibliography" xmlns="http://schemas.openxmlformats.org/officeDocument/2006/bibliography" SelectedStyle="\APASixthEditionOfficeOnline.xsl" StyleName="APA" Version="6"/>
 </file>
 
 <file path=customXml/item2.xml><?xml version="1.0" encoding="utf-8"?>
-<?mso-contentType ?>
-<FormTemplates xmlns="http://schemas.microsoft.com/sharepoint/v3/contenttype/forms">
-  <Display>DocumentLibraryForm</Display>
-  <Edit>DocumentLibraryForm</Edit>
-  <New>DocumentLibraryForm</New>
-</FormTemplates>
-</file>
-
-<file path=customXml/item3.xml><?xml version="1.0" encoding="utf-8"?>
 <ct:contentTypeSchema xmlns:ct="http://schemas.microsoft.com/office/2006/metadata/contentType" xmlns:ma="http://schemas.microsoft.com/office/2006/metadata/properties/metaAttributes" ct:_="" ma:_="" ma:contentTypeName="Document" ma:contentTypeID="0x0101003814293903177B4BBA3FADFD8B6EFE20" ma:contentTypeVersion="18" ma:contentTypeDescription="Create a new document." ma:contentTypeScope="" ma:versionID="6f48f6edd5f79f83aff8ec45ba034ca2">
   <xsd:schema xmlns:xsd="http://www.w3.org/2001/XMLSchema" xmlns:xs="http://www.w3.org/2001/XMLSchema" xmlns:p="http://schemas.microsoft.com/office/2006/metadata/properties" xmlns:ns2="feecd726-f7df-475c-8679-8678ca7cb149" xmlns:ns3="9e0f7ac9-4631-486e-b7fb-a7ba40187c75" targetNamespace="http://schemas.microsoft.com/office/2006/metadata/properties" ma:root="true" ma:fieldsID="2d97296e5ec5e71a8759d33458916169" ns2:_="" ns3:_="">
     <xsd:import namespace="feecd726-f7df-475c-8679-8678ca7cb149"/>
@@ -6331,31 +5295,36 @@
 </ct:contentTypeSchema>
 </file>
 
+<file path=customXml/item3.xml><?xml version="1.0" encoding="utf-8"?>
+<?mso-contentType ?>
+<FormTemplates xmlns="http://schemas.microsoft.com/sharepoint/v3/contenttype/forms">
+  <Display>DocumentLibraryForm</Display>
+  <Edit>DocumentLibraryForm</Edit>
+  <New>DocumentLibraryForm</New>
+</FormTemplates>
+</file>
+
 <file path=customXml/item4.xml><?xml version="1.0" encoding="utf-8"?>
-<b:Sources xmlns:b="http://schemas.openxmlformats.org/officeDocument/2006/bibliography" xmlns="http://schemas.openxmlformats.org/officeDocument/2006/bibliography" SelectedStyle="\APASixthEditionOfficeOnline.xsl" StyleName="APA" Version="6"/>
+<p:properties xmlns:p="http://schemas.microsoft.com/office/2006/metadata/properties" xmlns:xsi="http://www.w3.org/2001/XMLSchema-instance" xmlns:pc="http://schemas.microsoft.com/office/infopath/2007/PartnerControls">
+  <documentManagement>
+    <lcf76f155ced4ddcb4097134ff3c332f xmlns="feecd726-f7df-475c-8679-8678ca7cb149">
+      <Terms xmlns="http://schemas.microsoft.com/office/infopath/2007/PartnerControls"/>
+    </lcf76f155ced4ddcb4097134ff3c332f>
+    <TaxCatchAll xmlns="9e0f7ac9-4631-486e-b7fb-a7ba40187c75" xsi:nil="true"/>
+  </documentManagement>
+</p:properties>
 </file>
 
 <file path=customXml/itemProps1.xml><?xml version="1.0" encoding="utf-8"?>
-<ds:datastoreItem xmlns:ds="http://schemas.openxmlformats.org/officeDocument/2006/customXml" ds:itemID="{8CD8C088-AFA9-4D63-B6A8-CA4CE5BBBF30}">
+<ds:datastoreItem xmlns:ds="http://schemas.openxmlformats.org/officeDocument/2006/customXml" ds:itemID="{46EB3802-1256-45D0-A05F-3E6F5F9BD72B}">
   <ds:schemaRefs>
-    <ds:schemaRef ds:uri="http://schemas.microsoft.com/office/2006/metadata/properties"/>
-    <ds:schemaRef ds:uri="http://schemas.microsoft.com/office/infopath/2007/PartnerControls"/>
-    <ds:schemaRef ds:uri="feecd726-f7df-475c-8679-8678ca7cb149"/>
-    <ds:schemaRef ds:uri="9e0f7ac9-4631-486e-b7fb-a7ba40187c75"/>
+    <ds:schemaRef ds:uri="http://schemas.openxmlformats.org/officeDocument/2006/bibliography"/>
   </ds:schemaRefs>
 </ds:datastoreItem>
 </file>
 
 <file path=customXml/itemProps2.xml><?xml version="1.0" encoding="utf-8"?>
-<ds:datastoreItem xmlns:ds="http://schemas.openxmlformats.org/officeDocument/2006/customXml" ds:itemID="{737141F7-44BB-4897-AA4C-BB9CB33E067C}">
-  <ds:schemaRefs>
-    <ds:schemaRef ds:uri="http://schemas.microsoft.com/sharepoint/v3/contenttype/forms"/>
-  </ds:schemaRefs>
-</ds:datastoreItem>
-</file>
-
-<file path=customXml/itemProps3.xml><?xml version="1.0" encoding="utf-8"?>
-<ds:datastoreItem xmlns:ds="http://schemas.openxmlformats.org/officeDocument/2006/customXml" ds:itemID="{1C31F24C-970B-42D2-AF96-D26AB5C9F568}">
+<ds:datastoreItem xmlns:ds="http://schemas.openxmlformats.org/officeDocument/2006/customXml" ds:itemID="{AA42D248-030C-438E-9FA8-C2D482E48F8B}">
   <ds:schemaRefs>
     <ds:schemaRef ds:uri="http://schemas.microsoft.com/office/2006/metadata/contentType"/>
     <ds:schemaRef ds:uri="http://schemas.microsoft.com/office/2006/metadata/properties/metaAttributes"/>
@@ -6373,10 +5342,21 @@
 </ds:datastoreItem>
 </file>
 
+<file path=customXml/itemProps3.xml><?xml version="1.0" encoding="utf-8"?>
+<ds:datastoreItem xmlns:ds="http://schemas.openxmlformats.org/officeDocument/2006/customXml" ds:itemID="{A450218D-9758-4CBF-80B7-03A928919A68}">
+  <ds:schemaRefs>
+    <ds:schemaRef ds:uri="http://schemas.microsoft.com/sharepoint/v3/contenttype/forms"/>
+  </ds:schemaRefs>
+</ds:datastoreItem>
+</file>
+
 <file path=customXml/itemProps4.xml><?xml version="1.0" encoding="utf-8"?>
-<ds:datastoreItem xmlns:ds="http://schemas.openxmlformats.org/officeDocument/2006/customXml" ds:itemID="{46EB3802-1256-45D0-A05F-3E6F5F9BD72B}">
+<ds:datastoreItem xmlns:ds="http://schemas.openxmlformats.org/officeDocument/2006/customXml" ds:itemID="{425B7D1E-44E3-4500-86F5-C0DC65C144EB}">
   <ds:schemaRefs>
-    <ds:schemaRef ds:uri="http://schemas.openxmlformats.org/officeDocument/2006/bibliography"/>
+    <ds:schemaRef ds:uri="http://schemas.microsoft.com/office/2006/metadata/properties"/>
+    <ds:schemaRef ds:uri="http://schemas.microsoft.com/office/infopath/2007/PartnerControls"/>
+    <ds:schemaRef ds:uri="feecd726-f7df-475c-8679-8678ca7cb149"/>
+    <ds:schemaRef ds:uri="9e0f7ac9-4631-486e-b7fb-a7ba40187c75"/>
   </ds:schemaRefs>
 </ds:datastoreItem>
 </file>